--- a/dist/docs/templates/bsa/06-change-request.docx
+++ b/dist/docs/templates/bsa/06-change-request.docx
@@ -82,7 +82,7 @@
         <w:t xml:space="preserve"> </w:t>
       </w:r>
       <w:r>
-        <w:t xml:space="preserve">before any change to a tool, a configuration or production data, whatever its size. First real use in W8 (first tool change, M6). Before day 60 the hires prepare and test changes but do not deploy to production (</w:t>
+        <w:t xml:space="preserve">before any change to a tool, a configuration or production data, whatever its size. First real use in W8 (first tool change, M6). Before day 60 the hires prepare and test changes in a test copy but do not deploy to production (</w:t>
       </w:r>
       <w:r>
         <w:rPr>
@@ -91,7 +91,7 @@
         <w:t xml:space="preserve">docs/04-access-request-checklist.md</w:t>
       </w:r>
       <w:r>
-        <w:t xml:space="preserve">, rule 2). After day 60, write access covers only the tool the hire owns, and only through this template.</w:t>
+        <w:t xml:space="preserve">, rule 2). From the day-60 review, if the Manager grants production change rights, write access covers only the tool the hire owns, and only through this template (rule 3).</w:t>
       </w:r>
     </w:p>
     <w:bookmarkStart w:id="21" w:name="how-to-fill-this-in"/>
@@ -3450,6 +3450,14 @@
         <w:t xml:space="preserve">Filled example (illustrative)</w:t>
       </w:r>
     </w:p>
+    <w:p>
+      <w:pPr>
+        <w:pStyle w:val="FirstParagraph"/>
+      </w:pPr>
+      <w:r>
+        <w:t xml:space="preserve">This example is set after Hire A's day-60 review, when the Manager granted production change rights for this owned tool. Before that review, the same CR stops after testing on the test copy, and the Manager implements it.</w:t>
+      </w:r>
+    </w:p>
     <w:tbl>
       <w:tblPr>
         <w:tblStyle w:val="Table"/>
@@ -3589,7 +3597,7 @@
               <w:jc w:val="left"/>
             </w:pPr>
             <w:r>
-              <w:t xml:space="preserve">Normal, expedited (P1). Not Emergency: the Manager's corrected list to the broker contained the problem, so there was time to test fully before the next scheduled run</w:t>
+              <w:t xml:space="preserve">Normal, expedited (P1). Not Emergency: the Manager had already sent the broker a corrected list (the workaround), which stopped further wrong data, so there was time to test fully before the next scheduled run</w:t>
             </w:r>
           </w:p>
         </w:tc>
@@ -3615,7 +3623,7 @@
               <w:jc w:val="left"/>
             </w:pPr>
             <w:r>
-              <w:t xml:space="preserve">Hire A (tool owner) / Manager / Manager</w:t>
+              <w:t xml:space="preserve">Hire A (tool owner) / Manager / Manager; data owner approval: [COMPANY: trade compliance lead]</w:t>
             </w:r>
           </w:p>
         </w:tc>
@@ -3811,7 +3819,7 @@
               <w:jc w:val="left"/>
             </w:pPr>
             <w:r>
-              <w:t xml:space="preserve">The broker may have received 312 truncated numbers. Research checks entries for those items over the last 90 days; the Manager decides on contacting the broker</w:t>
+              <w:t xml:space="preserve">The broker may have received 312 truncated numbers since [first bad run date]. Research lists every entry for those items from that date, with each entry's liquidation status. The Manager and [COMPANY: trade compliance lead] decide the correction route with the broker</w:t>
             </w:r>
           </w:p>
         </w:tc>
@@ -3911,7 +3919,7 @@
         <w:t xml:space="preserve">High</w:t>
       </w:r>
       <w:r>
-        <w:t xml:space="preserve">. Required: regression on the full last production input, a broker test file, rollback rehearsal, maker on standby for the first run.</w:t>
+        <w:t xml:space="preserve">. Required: regression on the full last production input; users and the broker told in advance (the broker email goes with the Senior's agreement and the Senior copied); approval from the classification data owner ([COMPANY: trade compliance lead]); a broker test file; rollback rehearsal; a scheduled window outside any cost cycle and not within [COMPANY: n] working days of a tariff effective date; maker on standby for the first run.</w:t>
       </w:r>
     </w:p>
     <w:tbl>
@@ -4261,7 +4269,7 @@
               <w:jc w:val="left"/>
             </w:pPr>
             <w:r>
-              <w:t xml:space="preserve">Test file to [COMPANY: broker test mailbox]</w:t>
+              <w:t xml:space="preserve">Test file to [COMPANY: broker test mailbox], Senior copied</w:t>
             </w:r>
           </w:p>
         </w:tc>

--- a/dist/docs/templates/bsa/06-change-request.docx
+++ b/dist/docs/templates/bsa/06-change-request.docx
@@ -243,21 +243,24 @@
     <w:tbl>
       <w:tblPr>
         <w:tblStyle w:val="Table"/>
-        <w:tblW w:type="auto" w:w="0"/>
+        <w:tblW w:type="dxa" w:w="9360"/>
         <w:tblLook w:firstRow="1" w:lastRow="0" w:firstColumn="0" w:lastColumn="0" w:noHBand="0" w:noVBand="0" w:val="0020"/>
         <w:jc w:val="start"/>
+        <w:tblLayout w:type="fixed"/>
       </w:tblPr>
       <w:tblGrid>
-        <w:gridCol w:w="2640"/>
-        <w:gridCol w:w="2640"/>
-        <w:gridCol w:w="2640"/>
+        <w:gridCol w:w="869"/>
+        <w:gridCol w:w="4260"/>
+        <w:gridCol w:w="4230"/>
       </w:tblGrid>
       <w:tr>
         <w:trPr>
           <w:tblHeader w:val="true"/>
         </w:trPr>
         <w:tc>
-          <w:tcPr/>
+          <w:tcPr>
+            <w:tcW w:w="869" w:type="dxa"/>
+          </w:tcPr>
           <w:p>
             <w:pPr>
               <w:pStyle w:val="Compact"/>
@@ -269,7 +272,9 @@
           </w:p>
         </w:tc>
         <w:tc>
-          <w:tcPr/>
+          <w:tcPr>
+            <w:tcW w:w="4260" w:type="dxa"/>
+          </w:tcPr>
           <w:p>
             <w:pPr>
               <w:pStyle w:val="Compact"/>
@@ -281,7 +286,9 @@
           </w:p>
         </w:tc>
         <w:tc>
-          <w:tcPr/>
+          <w:tcPr>
+            <w:tcW w:w="4230" w:type="dxa"/>
+          </w:tcPr>
           <w:p>
             <w:pPr>
               <w:pStyle w:val="Compact"/>
@@ -295,7 +302,9 @@
       </w:tr>
       <w:tr>
         <w:tc>
-          <w:tcPr/>
+          <w:tcPr>
+            <w:tcW w:w="869" w:type="dxa"/>
+          </w:tcPr>
           <w:p>
             <w:pPr>
               <w:pStyle w:val="Compact"/>
@@ -307,7 +316,9 @@
           </w:p>
         </w:tc>
         <w:tc>
-          <w:tcPr/>
+          <w:tcPr>
+            <w:tcW w:w="4260" w:type="dxa"/>
+          </w:tcPr>
           <w:p>
             <w:pPr>
               <w:pStyle w:val="Compact"/>
@@ -319,7 +330,9 @@
           </w:p>
         </w:tc>
         <w:tc>
-          <w:tcPr/>
+          <w:tcPr>
+            <w:tcW w:w="4230" w:type="dxa"/>
+          </w:tcPr>
           <w:p>
             <w:pPr>
               <w:pStyle w:val="Compact"/>
@@ -333,7 +346,9 @@
       </w:tr>
       <w:tr>
         <w:tc>
-          <w:tcPr/>
+          <w:tcPr>
+            <w:tcW w:w="869" w:type="dxa"/>
+          </w:tcPr>
           <w:p>
             <w:pPr>
               <w:pStyle w:val="Compact"/>
@@ -345,7 +360,9 @@
           </w:p>
         </w:tc>
         <w:tc>
-          <w:tcPr/>
+          <w:tcPr>
+            <w:tcW w:w="4260" w:type="dxa"/>
+          </w:tcPr>
           <w:p>
             <w:pPr>
               <w:pStyle w:val="Compact"/>
@@ -357,7 +374,9 @@
           </w:p>
         </w:tc>
         <w:tc>
-          <w:tcPr/>
+          <w:tcPr>
+            <w:tcW w:w="4230" w:type="dxa"/>
+          </w:tcPr>
           <w:p>
             <w:pPr>
               <w:pStyle w:val="Compact"/>
@@ -371,7 +390,9 @@
       </w:tr>
       <w:tr>
         <w:tc>
-          <w:tcPr/>
+          <w:tcPr>
+            <w:tcW w:w="869" w:type="dxa"/>
+          </w:tcPr>
           <w:p>
             <w:pPr>
               <w:pStyle w:val="Compact"/>
@@ -383,7 +404,9 @@
           </w:p>
         </w:tc>
         <w:tc>
-          <w:tcPr/>
+          <w:tcPr>
+            <w:tcW w:w="4260" w:type="dxa"/>
+          </w:tcPr>
           <w:p>
             <w:pPr>
               <w:pStyle w:val="Compact"/>
@@ -395,7 +418,9 @@
           </w:p>
         </w:tc>
         <w:tc>
-          <w:tcPr/>
+          <w:tcPr>
+            <w:tcW w:w="4230" w:type="dxa"/>
+          </w:tcPr>
           <w:p>
             <w:pPr>
               <w:pStyle w:val="Compact"/>
@@ -431,20 +456,23 @@
     <w:tbl>
       <w:tblPr>
         <w:tblStyle w:val="Table"/>
-        <w:tblW w:type="auto" w:w="0"/>
+        <w:tblW w:type="dxa" w:w="9360"/>
         <w:tblLook w:firstRow="1" w:lastRow="0" w:firstColumn="0" w:lastColumn="0" w:noHBand="0" w:noVBand="0" w:val="0020"/>
         <w:jc w:val="start"/>
+        <w:tblLayout w:type="fixed"/>
       </w:tblPr>
       <w:tblGrid>
-        <w:gridCol w:w="3960"/>
-        <w:gridCol w:w="3960"/>
+        <w:gridCol w:w="3181"/>
+        <w:gridCol w:w="6178"/>
       </w:tblGrid>
       <w:tr>
         <w:trPr>
           <w:tblHeader w:val="true"/>
         </w:trPr>
         <w:tc>
-          <w:tcPr/>
+          <w:tcPr>
+            <w:tcW w:w="3181" w:type="dxa"/>
+          </w:tcPr>
           <w:p>
             <w:pPr>
               <w:pStyle w:val="Compact"/>
@@ -456,7 +484,9 @@
           </w:p>
         </w:tc>
         <w:tc>
-          <w:tcPr/>
+          <w:tcPr>
+            <w:tcW w:w="6178" w:type="dxa"/>
+          </w:tcPr>
           <w:p>
             <w:pPr>
               <w:pStyle w:val="Compact"/>
@@ -470,7 +500,9 @@
       </w:tr>
       <w:tr>
         <w:tc>
-          <w:tcPr/>
+          <w:tcPr>
+            <w:tcW w:w="3181" w:type="dxa"/>
+          </w:tcPr>
           <w:p>
             <w:pPr>
               <w:pStyle w:val="Compact"/>
@@ -482,7 +514,9 @@
           </w:p>
         </w:tc>
         <w:tc>
-          <w:tcPr/>
+          <w:tcPr>
+            <w:tcW w:w="6178" w:type="dxa"/>
+          </w:tcPr>
           <w:p>
             <w:pPr>
               <w:pStyle w:val="Compact"/>
@@ -496,7 +530,9 @@
       </w:tr>
       <w:tr>
         <w:tc>
-          <w:tcPr/>
+          <w:tcPr>
+            <w:tcW w:w="3181" w:type="dxa"/>
+          </w:tcPr>
           <w:p>
             <w:pPr>
               <w:pStyle w:val="Compact"/>
@@ -508,7 +544,9 @@
           </w:p>
         </w:tc>
         <w:tc>
-          <w:tcPr/>
+          <w:tcPr>
+            <w:tcW w:w="6178" w:type="dxa"/>
+          </w:tcPr>
           <w:p>
             <w:pPr>
               <w:pStyle w:val="Compact"/>
@@ -522,7 +560,9 @@
       </w:tr>
       <w:tr>
         <w:tc>
-          <w:tcPr/>
+          <w:tcPr>
+            <w:tcW w:w="3181" w:type="dxa"/>
+          </w:tcPr>
           <w:p>
             <w:pPr>
               <w:pStyle w:val="Compact"/>
@@ -534,7 +574,9 @@
           </w:p>
         </w:tc>
         <w:tc>
-          <w:tcPr/>
+          <w:tcPr>
+            <w:tcW w:w="6178" w:type="dxa"/>
+          </w:tcPr>
           <w:p>
             <w:pPr>
               <w:pStyle w:val="Compact"/>
@@ -548,7 +590,9 @@
       </w:tr>
       <w:tr>
         <w:tc>
-          <w:tcPr/>
+          <w:tcPr>
+            <w:tcW w:w="3181" w:type="dxa"/>
+          </w:tcPr>
           <w:p>
             <w:pPr>
               <w:pStyle w:val="Compact"/>
@@ -560,7 +604,9 @@
           </w:p>
         </w:tc>
         <w:tc>
-          <w:tcPr/>
+          <w:tcPr>
+            <w:tcW w:w="6178" w:type="dxa"/>
+          </w:tcPr>
           <w:p>
             <w:pPr>
               <w:pStyle w:val="Compact"/>
@@ -574,7 +620,9 @@
       </w:tr>
       <w:tr>
         <w:tc>
-          <w:tcPr/>
+          <w:tcPr>
+            <w:tcW w:w="3181" w:type="dxa"/>
+          </w:tcPr>
           <w:p>
             <w:pPr>
               <w:pStyle w:val="Compact"/>
@@ -586,7 +634,9 @@
           </w:p>
         </w:tc>
         <w:tc>
-          <w:tcPr/>
+          <w:tcPr>
+            <w:tcW w:w="6178" w:type="dxa"/>
+          </w:tcPr>
           <w:p>
             <w:pPr>
               <w:pStyle w:val="Compact"/>
@@ -600,7 +650,9 @@
       </w:tr>
       <w:tr>
         <w:tc>
-          <w:tcPr/>
+          <w:tcPr>
+            <w:tcW w:w="3181" w:type="dxa"/>
+          </w:tcPr>
           <w:p>
             <w:pPr>
               <w:pStyle w:val="Compact"/>
@@ -612,7 +664,9 @@
           </w:p>
         </w:tc>
         <w:tc>
-          <w:tcPr/>
+          <w:tcPr>
+            <w:tcW w:w="6178" w:type="dxa"/>
+          </w:tcPr>
           <w:p>
             <w:pPr>
               <w:pStyle w:val="Compact"/>
@@ -626,7 +680,9 @@
       </w:tr>
       <w:tr>
         <w:tc>
-          <w:tcPr/>
+          <w:tcPr>
+            <w:tcW w:w="3181" w:type="dxa"/>
+          </w:tcPr>
           <w:p>
             <w:pPr>
               <w:pStyle w:val="Compact"/>
@@ -638,7 +694,9 @@
           </w:p>
         </w:tc>
         <w:tc>
-          <w:tcPr/>
+          <w:tcPr>
+            <w:tcW w:w="6178" w:type="dxa"/>
+          </w:tcPr>
           <w:p>
             <w:pPr>
               <w:pStyle w:val="Compact"/>
@@ -652,7 +710,9 @@
       </w:tr>
       <w:tr>
         <w:tc>
-          <w:tcPr/>
+          <w:tcPr>
+            <w:tcW w:w="3181" w:type="dxa"/>
+          </w:tcPr>
           <w:p>
             <w:pPr>
               <w:pStyle w:val="Compact"/>
@@ -664,7 +724,9 @@
           </w:p>
         </w:tc>
         <w:tc>
-          <w:tcPr/>
+          <w:tcPr>
+            <w:tcW w:w="6178" w:type="dxa"/>
+          </w:tcPr>
           <w:p>
             <w:pPr>
               <w:pStyle w:val="Compact"/>
@@ -678,7 +740,9 @@
       </w:tr>
       <w:tr>
         <w:tc>
-          <w:tcPr/>
+          <w:tcPr>
+            <w:tcW w:w="3181" w:type="dxa"/>
+          </w:tcPr>
           <w:p>
             <w:pPr>
               <w:pStyle w:val="Compact"/>
@@ -690,7 +754,9 @@
           </w:p>
         </w:tc>
         <w:tc>
-          <w:tcPr/>
+          <w:tcPr>
+            <w:tcW w:w="6178" w:type="dxa"/>
+          </w:tcPr>
           <w:p>
             <w:pPr>
               <w:pStyle w:val="Compact"/>
@@ -782,22 +848,25 @@
     <w:tbl>
       <w:tblPr>
         <w:tblStyle w:val="Table"/>
-        <w:tblW w:type="auto" w:w="0"/>
+        <w:tblW w:type="dxa" w:w="9360"/>
         <w:tblLook w:firstRow="1" w:lastRow="0" w:firstColumn="0" w:lastColumn="0" w:noHBand="0" w:noVBand="0" w:val="0020"/>
         <w:jc w:val="start"/>
+        <w:tblLayout w:type="fixed"/>
       </w:tblPr>
       <w:tblGrid>
-        <w:gridCol w:w="1980"/>
-        <w:gridCol w:w="1980"/>
-        <w:gridCol w:w="1980"/>
-        <w:gridCol w:w="1980"/>
+        <w:gridCol w:w="4436"/>
+        <w:gridCol w:w="2167"/>
+        <w:gridCol w:w="1521"/>
+        <w:gridCol w:w="1235"/>
       </w:tblGrid>
       <w:tr>
         <w:trPr>
           <w:tblHeader w:val="true"/>
         </w:trPr>
         <w:tc>
-          <w:tcPr/>
+          <w:tcPr>
+            <w:tcW w:w="4436" w:type="dxa"/>
+          </w:tcPr>
           <w:p>
             <w:pPr>
               <w:pStyle w:val="Compact"/>
@@ -809,7 +878,9 @@
           </w:p>
         </w:tc>
         <w:tc>
-          <w:tcPr/>
+          <w:tcPr>
+            <w:tcW w:w="2167" w:type="dxa"/>
+          </w:tcPr>
           <w:p>
             <w:pPr>
               <w:pStyle w:val="Compact"/>
@@ -821,7 +892,9 @@
           </w:p>
         </w:tc>
         <w:tc>
-          <w:tcPr/>
+          <w:tcPr>
+            <w:tcW w:w="1521" w:type="dxa"/>
+          </w:tcPr>
           <w:p>
             <w:pPr>
               <w:pStyle w:val="Compact"/>
@@ -833,7 +906,9 @@
           </w:p>
         </w:tc>
         <w:tc>
-          <w:tcPr/>
+          <w:tcPr>
+            <w:tcW w:w="1235" w:type="dxa"/>
+          </w:tcPr>
           <w:p>
             <w:pPr>
               <w:pStyle w:val="Compact"/>
@@ -847,7 +922,9 @@
       </w:tr>
       <w:tr>
         <w:tc>
-          <w:tcPr/>
+          <w:tcPr>
+            <w:tcW w:w="4436" w:type="dxa"/>
+          </w:tcPr>
           <w:p>
             <w:pPr>
               <w:pStyle w:val="Compact"/>
@@ -859,7 +936,9 @@
           </w:p>
         </w:tc>
         <w:tc>
-          <w:tcPr/>
+          <w:tcPr>
+            <w:tcW w:w="2167" w:type="dxa"/>
+          </w:tcPr>
           <w:p>
             <w:pPr>
               <w:pStyle w:val="Compact"/>
@@ -871,7 +950,9 @@
           </w:p>
         </w:tc>
         <w:tc>
-          <w:tcPr/>
+          <w:tcPr>
+            <w:tcW w:w="1521" w:type="dxa"/>
+          </w:tcPr>
           <w:p>
             <w:pPr>
               <w:pStyle w:val="Compact"/>
@@ -883,7 +964,9 @@
           </w:p>
         </w:tc>
         <w:tc>
-          <w:tcPr/>
+          <w:tcPr>
+            <w:tcW w:w="1235" w:type="dxa"/>
+          </w:tcPr>
           <w:p>
             <w:pPr>
               <w:pStyle w:val="Compact"/>
@@ -927,21 +1010,24 @@
     <w:tbl>
       <w:tblPr>
         <w:tblStyle w:val="Table"/>
-        <w:tblW w:type="auto" w:w="0"/>
+        <w:tblW w:type="dxa" w:w="9360"/>
         <w:tblLook w:firstRow="1" w:lastRow="0" w:firstColumn="0" w:lastColumn="0" w:noHBand="0" w:noVBand="0" w:val="0020"/>
         <w:jc w:val="start"/>
+        <w:tblLayout w:type="fixed"/>
       </w:tblPr>
       <w:tblGrid>
-        <w:gridCol w:w="2640"/>
-        <w:gridCol w:w="2640"/>
-        <w:gridCol w:w="2640"/>
+        <w:gridCol w:w="1924"/>
+        <w:gridCol w:w="1027"/>
+        <w:gridCol w:w="6408"/>
       </w:tblGrid>
       <w:tr>
         <w:trPr>
           <w:tblHeader w:val="true"/>
         </w:trPr>
         <w:tc>
-          <w:tcPr/>
+          <w:tcPr>
+            <w:tcW w:w="1924" w:type="dxa"/>
+          </w:tcPr>
           <w:p>
             <w:pPr>
               <w:pStyle w:val="Compact"/>
@@ -953,7 +1039,9 @@
           </w:p>
         </w:tc>
         <w:tc>
-          <w:tcPr/>
+          <w:tcPr>
+            <w:tcW w:w="1027" w:type="dxa"/>
+          </w:tcPr>
           <w:p>
             <w:pPr>
               <w:pStyle w:val="Compact"/>
@@ -965,7 +1053,9 @@
           </w:p>
         </w:tc>
         <w:tc>
-          <w:tcPr/>
+          <w:tcPr>
+            <w:tcW w:w="6408" w:type="dxa"/>
+          </w:tcPr>
           <w:p>
             <w:pPr>
               <w:pStyle w:val="Compact"/>
@@ -979,7 +1069,9 @@
       </w:tr>
       <w:tr>
         <w:tc>
-          <w:tcPr/>
+          <w:tcPr>
+            <w:tcW w:w="1924" w:type="dxa"/>
+          </w:tcPr>
           <w:p>
             <w:pPr>
               <w:pStyle w:val="Compact"/>
@@ -991,7 +1083,9 @@
           </w:p>
         </w:tc>
         <w:tc>
-          <w:tcPr/>
+          <w:tcPr>
+            <w:tcW w:w="1027" w:type="dxa"/>
+          </w:tcPr>
           <w:p>
             <w:pPr>
               <w:pStyle w:val="Compact"/>
@@ -1003,7 +1097,9 @@
           </w:p>
         </w:tc>
         <w:tc>
-          <w:tcPr/>
+          <w:tcPr>
+            <w:tcW w:w="6408" w:type="dxa"/>
+          </w:tcPr>
           <w:p>
             <w:pPr>
               <w:pStyle w:val="Compact"/>
@@ -1017,7 +1113,9 @@
       </w:tr>
       <w:tr>
         <w:tc>
-          <w:tcPr/>
+          <w:tcPr>
+            <w:tcW w:w="1924" w:type="dxa"/>
+          </w:tcPr>
           <w:p>
             <w:pPr>
               <w:pStyle w:val="Compact"/>
@@ -1029,7 +1127,9 @@
           </w:p>
         </w:tc>
         <w:tc>
-          <w:tcPr/>
+          <w:tcPr>
+            <w:tcW w:w="1027" w:type="dxa"/>
+          </w:tcPr>
           <w:p>
             <w:pPr>
               <w:pStyle w:val="Compact"/>
@@ -1041,7 +1141,9 @@
           </w:p>
         </w:tc>
         <w:tc>
-          <w:tcPr/>
+          <w:tcPr>
+            <w:tcW w:w="6408" w:type="dxa"/>
+          </w:tcPr>
           <w:p>
             <w:pPr>
               <w:pStyle w:val="Compact"/>
@@ -1055,7 +1157,9 @@
       </w:tr>
       <w:tr>
         <w:tc>
-          <w:tcPr/>
+          <w:tcPr>
+            <w:tcW w:w="1924" w:type="dxa"/>
+          </w:tcPr>
           <w:p>
             <w:pPr>
               <w:pStyle w:val="Compact"/>
@@ -1067,7 +1171,9 @@
           </w:p>
         </w:tc>
         <w:tc>
-          <w:tcPr/>
+          <w:tcPr>
+            <w:tcW w:w="1027" w:type="dxa"/>
+          </w:tcPr>
           <w:p>
             <w:pPr>
               <w:pStyle w:val="Compact"/>
@@ -1079,7 +1185,9 @@
           </w:p>
         </w:tc>
         <w:tc>
-          <w:tcPr/>
+          <w:tcPr>
+            <w:tcW w:w="6408" w:type="dxa"/>
+          </w:tcPr>
           <w:p>
             <w:pPr>
               <w:pStyle w:val="Compact"/>
@@ -1093,7 +1201,9 @@
       </w:tr>
       <w:tr>
         <w:tc>
-          <w:tcPr/>
+          <w:tcPr>
+            <w:tcW w:w="1924" w:type="dxa"/>
+          </w:tcPr>
           <w:p>
             <w:pPr>
               <w:pStyle w:val="Compact"/>
@@ -1105,7 +1215,9 @@
           </w:p>
         </w:tc>
         <w:tc>
-          <w:tcPr/>
+          <w:tcPr>
+            <w:tcW w:w="1027" w:type="dxa"/>
+          </w:tcPr>
           <w:p>
             <w:pPr>
               <w:pStyle w:val="Compact"/>
@@ -1117,7 +1229,9 @@
           </w:p>
         </w:tc>
         <w:tc>
-          <w:tcPr/>
+          <w:tcPr>
+            <w:tcW w:w="6408" w:type="dxa"/>
+          </w:tcPr>
           <w:p>
             <w:pPr>
               <w:pStyle w:val="Compact"/>
@@ -1131,7 +1245,9 @@
       </w:tr>
       <w:tr>
         <w:tc>
-          <w:tcPr/>
+          <w:tcPr>
+            <w:tcW w:w="1924" w:type="dxa"/>
+          </w:tcPr>
           <w:p>
             <w:pPr>
               <w:pStyle w:val="Compact"/>
@@ -1143,7 +1259,9 @@
           </w:p>
         </w:tc>
         <w:tc>
-          <w:tcPr/>
+          <w:tcPr>
+            <w:tcW w:w="1027" w:type="dxa"/>
+          </w:tcPr>
           <w:p>
             <w:pPr>
               <w:pStyle w:val="Compact"/>
@@ -1155,7 +1273,9 @@
           </w:p>
         </w:tc>
         <w:tc>
-          <w:tcPr/>
+          <w:tcPr>
+            <w:tcW w:w="6408" w:type="dxa"/>
+          </w:tcPr>
           <w:p>
             <w:pPr>
               <w:pStyle w:val="Compact"/>
@@ -1169,7 +1289,9 @@
       </w:tr>
       <w:tr>
         <w:tc>
-          <w:tcPr/>
+          <w:tcPr>
+            <w:tcW w:w="1924" w:type="dxa"/>
+          </w:tcPr>
           <w:p>
             <w:pPr>
               <w:pStyle w:val="Compact"/>
@@ -1181,7 +1303,9 @@
           </w:p>
         </w:tc>
         <w:tc>
-          <w:tcPr/>
+          <w:tcPr>
+            <w:tcW w:w="1027" w:type="dxa"/>
+          </w:tcPr>
           <w:p>
             <w:pPr>
               <w:pStyle w:val="Compact"/>
@@ -1193,7 +1317,9 @@
           </w:p>
         </w:tc>
         <w:tc>
-          <w:tcPr/>
+          <w:tcPr>
+            <w:tcW w:w="6408" w:type="dxa"/>
+          </w:tcPr>
           <w:p>
             <w:pPr>
               <w:pStyle w:val="Compact"/>
@@ -1207,7 +1333,9 @@
       </w:tr>
       <w:tr>
         <w:tc>
-          <w:tcPr/>
+          <w:tcPr>
+            <w:tcW w:w="1924" w:type="dxa"/>
+          </w:tcPr>
           <w:p>
             <w:pPr>
               <w:pStyle w:val="Compact"/>
@@ -1219,7 +1347,9 @@
           </w:p>
         </w:tc>
         <w:tc>
-          <w:tcPr/>
+          <w:tcPr>
+            <w:tcW w:w="1027" w:type="dxa"/>
+          </w:tcPr>
           <w:p>
             <w:pPr>
               <w:pStyle w:val="Compact"/>
@@ -1231,7 +1361,9 @@
           </w:p>
         </w:tc>
         <w:tc>
-          <w:tcPr/>
+          <w:tcPr>
+            <w:tcW w:w="6408" w:type="dxa"/>
+          </w:tcPr>
           <w:p>
             <w:pPr>
               <w:pStyle w:val="Compact"/>
@@ -1245,7 +1377,9 @@
       </w:tr>
       <w:tr>
         <w:tc>
-          <w:tcPr/>
+          <w:tcPr>
+            <w:tcW w:w="1924" w:type="dxa"/>
+          </w:tcPr>
           <w:p>
             <w:pPr>
               <w:pStyle w:val="Compact"/>
@@ -1257,7 +1391,9 @@
           </w:p>
         </w:tc>
         <w:tc>
-          <w:tcPr/>
+          <w:tcPr>
+            <w:tcW w:w="1027" w:type="dxa"/>
+          </w:tcPr>
           <w:p>
             <w:pPr>
               <w:pStyle w:val="Compact"/>
@@ -1269,7 +1405,9 @@
           </w:p>
         </w:tc>
         <w:tc>
-          <w:tcPr/>
+          <w:tcPr>
+            <w:tcW w:w="6408" w:type="dxa"/>
+          </w:tcPr>
           <w:p>
             <w:pPr>
               <w:pStyle w:val="Compact"/>
@@ -1283,7 +1421,9 @@
       </w:tr>
       <w:tr>
         <w:tc>
-          <w:tcPr/>
+          <w:tcPr>
+            <w:tcW w:w="1924" w:type="dxa"/>
+          </w:tcPr>
           <w:p>
             <w:pPr>
               <w:pStyle w:val="Compact"/>
@@ -1295,7 +1435,9 @@
           </w:p>
         </w:tc>
         <w:tc>
-          <w:tcPr/>
+          <w:tcPr>
+            <w:tcW w:w="1027" w:type="dxa"/>
+          </w:tcPr>
           <w:p>
             <w:pPr>
               <w:pStyle w:val="Compact"/>
@@ -1307,7 +1449,9 @@
           </w:p>
         </w:tc>
         <w:tc>
-          <w:tcPr/>
+          <w:tcPr>
+            <w:tcW w:w="6408" w:type="dxa"/>
+          </w:tcPr>
           <w:p>
             <w:pPr>
               <w:pStyle w:val="Compact"/>
@@ -1377,22 +1521,25 @@
     <w:tbl>
       <w:tblPr>
         <w:tblStyle w:val="Table"/>
-        <w:tblW w:type="auto" w:w="0"/>
+        <w:tblW w:type="dxa" w:w="9360"/>
         <w:tblLook w:firstRow="1" w:lastRow="0" w:firstColumn="0" w:lastColumn="0" w:noHBand="0" w:noVBand="0" w:val="0020"/>
         <w:jc w:val="start"/>
+        <w:tblLayout w:type="fixed"/>
       </w:tblPr>
       <w:tblGrid>
-        <w:gridCol w:w="1980"/>
-        <w:gridCol w:w="1980"/>
-        <w:gridCol w:w="1980"/>
-        <w:gridCol w:w="1980"/>
+        <w:gridCol w:w="1843"/>
+        <w:gridCol w:w="1106"/>
+        <w:gridCol w:w="1994"/>
+        <w:gridCol w:w="4415"/>
       </w:tblGrid>
       <w:tr>
         <w:trPr>
           <w:tblHeader w:val="true"/>
         </w:trPr>
         <w:tc>
-          <w:tcPr/>
+          <w:tcPr>
+            <w:tcW w:w="1843" w:type="dxa"/>
+          </w:tcPr>
           <w:p>
             <w:pPr>
               <w:pStyle w:val="Compact"/>
@@ -1404,7 +1551,9 @@
           </w:p>
         </w:tc>
         <w:tc>
-          <w:tcPr/>
+          <w:tcPr>
+            <w:tcW w:w="1106" w:type="dxa"/>
+          </w:tcPr>
           <w:p>
             <w:pPr>
               <w:pStyle w:val="Compact"/>
@@ -1416,7 +1565,9 @@
           </w:p>
         </w:tc>
         <w:tc>
-          <w:tcPr/>
+          <w:tcPr>
+            <w:tcW w:w="1994" w:type="dxa"/>
+          </w:tcPr>
           <w:p>
             <w:pPr>
               <w:pStyle w:val="Compact"/>
@@ -1428,7 +1579,9 @@
           </w:p>
         </w:tc>
         <w:tc>
-          <w:tcPr/>
+          <w:tcPr>
+            <w:tcW w:w="4415" w:type="dxa"/>
+          </w:tcPr>
           <w:p>
             <w:pPr>
               <w:pStyle w:val="Compact"/>
@@ -1442,7 +1595,9 @@
       </w:tr>
       <w:tr>
         <w:tc>
-          <w:tcPr/>
+          <w:tcPr>
+            <w:tcW w:w="1843" w:type="dxa"/>
+          </w:tcPr>
           <w:p>
             <w:pPr>
               <w:pStyle w:val="Compact"/>
@@ -1454,7 +1609,9 @@
           </w:p>
         </w:tc>
         <w:tc>
-          <w:tcPr/>
+          <w:tcPr>
+            <w:tcW w:w="1106" w:type="dxa"/>
+          </w:tcPr>
           <w:p>
             <w:pPr>
               <w:pStyle w:val="Compact"/>
@@ -1466,7 +1623,9 @@
           </w:p>
         </w:tc>
         <w:tc>
-          <w:tcPr/>
+          <w:tcPr>
+            <w:tcW w:w="1994" w:type="dxa"/>
+          </w:tcPr>
           <w:p>
             <w:pPr>
               <w:pStyle w:val="Compact"/>
@@ -1478,7 +1637,9 @@
           </w:p>
         </w:tc>
         <w:tc>
-          <w:tcPr/>
+          <w:tcPr>
+            <w:tcW w:w="4415" w:type="dxa"/>
+          </w:tcPr>
           <w:p>
             <w:pPr>
               <w:pStyle w:val="Compact"/>
@@ -1495,20 +1656,23 @@
     <w:tbl>
       <w:tblPr>
         <w:tblStyle w:val="Table"/>
-        <w:tblW w:type="auto" w:w="0"/>
+        <w:tblW w:type="dxa" w:w="9360"/>
         <w:tblLook w:firstRow="1" w:lastRow="0" w:firstColumn="0" w:lastColumn="0" w:noHBand="0" w:noVBand="0" w:val="0020"/>
         <w:jc w:val="start"/>
+        <w:tblLayout w:type="fixed"/>
       </w:tblPr>
       <w:tblGrid>
-        <w:gridCol w:w="3960"/>
-        <w:gridCol w:w="3960"/>
+        <w:gridCol w:w="1292"/>
+        <w:gridCol w:w="8067"/>
       </w:tblGrid>
       <w:tr>
         <w:trPr>
           <w:tblHeader w:val="true"/>
         </w:trPr>
         <w:tc>
-          <w:tcPr/>
+          <w:tcPr>
+            <w:tcW w:w="1292" w:type="dxa"/>
+          </w:tcPr>
           <w:p>
             <w:pPr>
               <w:pStyle w:val="Compact"/>
@@ -1520,7 +1684,9 @@
           </w:p>
         </w:tc>
         <w:tc>
-          <w:tcPr/>
+          <w:tcPr>
+            <w:tcW w:w="8067" w:type="dxa"/>
+          </w:tcPr>
           <w:p>
             <w:pPr>
               <w:pStyle w:val="Compact"/>
@@ -1534,7 +1700,9 @@
       </w:tr>
       <w:tr>
         <w:tc>
-          <w:tcPr/>
+          <w:tcPr>
+            <w:tcW w:w="1292" w:type="dxa"/>
+          </w:tcPr>
           <w:p>
             <w:pPr>
               <w:pStyle w:val="Compact"/>
@@ -1546,7 +1714,9 @@
           </w:p>
         </w:tc>
         <w:tc>
-          <w:tcPr/>
+          <w:tcPr>
+            <w:tcW w:w="8067" w:type="dxa"/>
+          </w:tcPr>
           <w:p>
             <w:pPr>
               <w:pStyle w:val="Compact"/>
@@ -1560,7 +1730,9 @@
       </w:tr>
       <w:tr>
         <w:tc>
-          <w:tcPr/>
+          <w:tcPr>
+            <w:tcW w:w="1292" w:type="dxa"/>
+          </w:tcPr>
           <w:p>
             <w:pPr>
               <w:pStyle w:val="Compact"/>
@@ -1572,7 +1744,9 @@
           </w:p>
         </w:tc>
         <w:tc>
-          <w:tcPr/>
+          <w:tcPr>
+            <w:tcW w:w="8067" w:type="dxa"/>
+          </w:tcPr>
           <w:p>
             <w:pPr>
               <w:pStyle w:val="Compact"/>
@@ -1586,7 +1760,9 @@
       </w:tr>
       <w:tr>
         <w:tc>
-          <w:tcPr/>
+          <w:tcPr>
+            <w:tcW w:w="1292" w:type="dxa"/>
+          </w:tcPr>
           <w:p>
             <w:pPr>
               <w:pStyle w:val="Compact"/>
@@ -1598,7 +1774,9 @@
           </w:p>
         </w:tc>
         <w:tc>
-          <w:tcPr/>
+          <w:tcPr>
+            <w:tcW w:w="8067" w:type="dxa"/>
+          </w:tcPr>
           <w:p>
             <w:pPr>
               <w:pStyle w:val="Compact"/>
@@ -1624,24 +1802,27 @@
     <w:tbl>
       <w:tblPr>
         <w:tblStyle w:val="Table"/>
-        <w:tblW w:type="auto" w:w="0"/>
+        <w:tblW w:type="dxa" w:w="9360"/>
         <w:tblLook w:firstRow="1" w:lastRow="0" w:firstColumn="0" w:lastColumn="0" w:noHBand="0" w:noVBand="0" w:val="0020"/>
         <w:jc w:val="start"/>
+        <w:tblLayout w:type="fixed"/>
       </w:tblPr>
       <w:tblGrid>
-        <w:gridCol w:w="1320"/>
-        <w:gridCol w:w="1320"/>
-        <w:gridCol w:w="1320"/>
-        <w:gridCol w:w="1320"/>
-        <w:gridCol w:w="1320"/>
-        <w:gridCol w:w="1320"/>
+        <w:gridCol w:w="859"/>
+        <w:gridCol w:w="3084"/>
+        <w:gridCol w:w="1681"/>
+        <w:gridCol w:w="1939"/>
+        <w:gridCol w:w="935"/>
+        <w:gridCol w:w="859"/>
       </w:tblGrid>
       <w:tr>
         <w:trPr>
           <w:tblHeader w:val="true"/>
         </w:trPr>
         <w:tc>
-          <w:tcPr/>
+          <w:tcPr>
+            <w:tcW w:w="859" w:type="dxa"/>
+          </w:tcPr>
           <w:p>
             <w:pPr>
               <w:pStyle w:val="Compact"/>
@@ -1653,7 +1834,9 @@
           </w:p>
         </w:tc>
         <w:tc>
-          <w:tcPr/>
+          <w:tcPr>
+            <w:tcW w:w="3084" w:type="dxa"/>
+          </w:tcPr>
           <w:p>
             <w:pPr>
               <w:pStyle w:val="Compact"/>
@@ -1665,7 +1848,9 @@
           </w:p>
         </w:tc>
         <w:tc>
-          <w:tcPr/>
+          <w:tcPr>
+            <w:tcW w:w="1681" w:type="dxa"/>
+          </w:tcPr>
           <w:p>
             <w:pPr>
               <w:pStyle w:val="Compact"/>
@@ -1677,7 +1862,9 @@
           </w:p>
         </w:tc>
         <w:tc>
-          <w:tcPr/>
+          <w:tcPr>
+            <w:tcW w:w="1939" w:type="dxa"/>
+          </w:tcPr>
           <w:p>
             <w:pPr>
               <w:pStyle w:val="Compact"/>
@@ -1689,7 +1876,9 @@
           </w:p>
         </w:tc>
         <w:tc>
-          <w:tcPr/>
+          <w:tcPr>
+            <w:tcW w:w="935" w:type="dxa"/>
+          </w:tcPr>
           <w:p>
             <w:pPr>
               <w:pStyle w:val="Compact"/>
@@ -1701,7 +1890,9 @@
           </w:p>
         </w:tc>
         <w:tc>
-          <w:tcPr/>
+          <w:tcPr>
+            <w:tcW w:w="859" w:type="dxa"/>
+          </w:tcPr>
           <w:p>
             <w:pPr>
               <w:pStyle w:val="Compact"/>
@@ -1715,7 +1906,9 @@
       </w:tr>
       <w:tr>
         <w:tc>
-          <w:tcPr/>
+          <w:tcPr>
+            <w:tcW w:w="859" w:type="dxa"/>
+          </w:tcPr>
           <w:p>
             <w:pPr>
               <w:pStyle w:val="Compact"/>
@@ -1727,7 +1920,9 @@
           </w:p>
         </w:tc>
         <w:tc>
-          <w:tcPr/>
+          <w:tcPr>
+            <w:tcW w:w="3084" w:type="dxa"/>
+          </w:tcPr>
           <w:p>
             <w:pPr>
               <w:pStyle w:val="Compact"/>
@@ -1739,7 +1934,9 @@
           </w:p>
         </w:tc>
         <w:tc>
-          <w:tcPr/>
+          <w:tcPr>
+            <w:tcW w:w="1681" w:type="dxa"/>
+          </w:tcPr>
           <w:p>
             <w:pPr>
               <w:pStyle w:val="Compact"/>
@@ -1751,7 +1948,9 @@
           </w:p>
         </w:tc>
         <w:tc>
-          <w:tcPr/>
+          <w:tcPr>
+            <w:tcW w:w="1939" w:type="dxa"/>
+          </w:tcPr>
           <w:p>
             <w:pPr>
               <w:pStyle w:val="Compact"/>
@@ -1763,7 +1962,9 @@
           </w:p>
         </w:tc>
         <w:tc>
-          <w:tcPr/>
+          <w:tcPr>
+            <w:tcW w:w="935" w:type="dxa"/>
+          </w:tcPr>
           <w:p>
             <w:pPr>
               <w:pStyle w:val="Compact"/>
@@ -1775,7 +1976,9 @@
           </w:p>
         </w:tc>
         <w:tc>
-          <w:tcPr/>
+          <w:tcPr>
+            <w:tcW w:w="859" w:type="dxa"/>
+          </w:tcPr>
           <w:p>
             <w:pPr>
               <w:pStyle w:val="Compact"/>
@@ -1789,7 +1992,9 @@
       </w:tr>
       <w:tr>
         <w:tc>
-          <w:tcPr/>
+          <w:tcPr>
+            <w:tcW w:w="859" w:type="dxa"/>
+          </w:tcPr>
           <w:p>
             <w:pPr>
               <w:pStyle w:val="Compact"/>
@@ -1801,7 +2006,9 @@
           </w:p>
         </w:tc>
         <w:tc>
-          <w:tcPr/>
+          <w:tcPr>
+            <w:tcW w:w="3084" w:type="dxa"/>
+          </w:tcPr>
           <w:p>
             <w:pPr>
               <w:pStyle w:val="Compact"/>
@@ -1813,7 +2020,9 @@
           </w:p>
         </w:tc>
         <w:tc>
-          <w:tcPr/>
+          <w:tcPr>
+            <w:tcW w:w="1681" w:type="dxa"/>
+          </w:tcPr>
           <w:p>
             <w:pPr>
               <w:pStyle w:val="Compact"/>
@@ -1825,7 +2034,9 @@
           </w:p>
         </w:tc>
         <w:tc>
-          <w:tcPr/>
+          <w:tcPr>
+            <w:tcW w:w="1939" w:type="dxa"/>
+          </w:tcPr>
           <w:p>
             <w:pPr>
               <w:pStyle w:val="Compact"/>
@@ -1837,7 +2048,9 @@
           </w:p>
         </w:tc>
         <w:tc>
-          <w:tcPr/>
+          <w:tcPr>
+            <w:tcW w:w="935" w:type="dxa"/>
+          </w:tcPr>
           <w:p>
             <w:pPr>
               <w:pStyle w:val="Compact"/>
@@ -1849,7 +2062,9 @@
           </w:p>
         </w:tc>
         <w:tc>
-          <w:tcPr/>
+          <w:tcPr>
+            <w:tcW w:w="859" w:type="dxa"/>
+          </w:tcPr>
           <w:p>
             <w:pPr>
               <w:pStyle w:val="Compact"/>
@@ -1863,7 +2078,9 @@
       </w:tr>
       <w:tr>
         <w:tc>
-          <w:tcPr/>
+          <w:tcPr>
+            <w:tcW w:w="859" w:type="dxa"/>
+          </w:tcPr>
           <w:p>
             <w:pPr>
               <w:pStyle w:val="Compact"/>
@@ -1875,7 +2092,9 @@
           </w:p>
         </w:tc>
         <w:tc>
-          <w:tcPr/>
+          <w:tcPr>
+            <w:tcW w:w="3084" w:type="dxa"/>
+          </w:tcPr>
           <w:p>
             <w:pPr>
               <w:pStyle w:val="Compact"/>
@@ -1887,7 +2106,9 @@
           </w:p>
         </w:tc>
         <w:tc>
-          <w:tcPr/>
+          <w:tcPr>
+            <w:tcW w:w="1681" w:type="dxa"/>
+          </w:tcPr>
           <w:p>
             <w:pPr>
               <w:pStyle w:val="Compact"/>
@@ -1899,7 +2120,9 @@
           </w:p>
         </w:tc>
         <w:tc>
-          <w:tcPr/>
+          <w:tcPr>
+            <w:tcW w:w="1939" w:type="dxa"/>
+          </w:tcPr>
           <w:p>
             <w:pPr>
               <w:pStyle w:val="Compact"/>
@@ -1911,7 +2134,9 @@
           </w:p>
         </w:tc>
         <w:tc>
-          <w:tcPr/>
+          <w:tcPr>
+            <w:tcW w:w="935" w:type="dxa"/>
+          </w:tcPr>
           <w:p>
             <w:pPr>
               <w:pStyle w:val="Compact"/>
@@ -1923,7 +2148,9 @@
           </w:p>
         </w:tc>
         <w:tc>
-          <w:tcPr/>
+          <w:tcPr>
+            <w:tcW w:w="859" w:type="dxa"/>
+          </w:tcPr>
           <w:p>
             <w:pPr>
               <w:pStyle w:val="Compact"/>
@@ -2327,20 +2554,23 @@
     <w:tbl>
       <w:tblPr>
         <w:tblStyle w:val="Table"/>
-        <w:tblW w:type="auto" w:w="0"/>
+        <w:tblW w:type="dxa" w:w="9360"/>
         <w:tblLook w:firstRow="1" w:lastRow="0" w:firstColumn="0" w:lastColumn="0" w:noHBand="0" w:noVBand="0" w:val="0020"/>
         <w:jc w:val="start"/>
+        <w:tblLayout w:type="fixed"/>
       </w:tblPr>
       <w:tblGrid>
-        <w:gridCol w:w="3960"/>
-        <w:gridCol w:w="3960"/>
+        <w:gridCol w:w="2927"/>
+        <w:gridCol w:w="6432"/>
       </w:tblGrid>
       <w:tr>
         <w:trPr>
           <w:tblHeader w:val="true"/>
         </w:trPr>
         <w:tc>
-          <w:tcPr/>
+          <w:tcPr>
+            <w:tcW w:w="2927" w:type="dxa"/>
+          </w:tcPr>
           <w:p>
             <w:pPr>
               <w:pStyle w:val="Compact"/>
@@ -2352,7 +2582,9 @@
           </w:p>
         </w:tc>
         <w:tc>
-          <w:tcPr/>
+          <w:tcPr>
+            <w:tcW w:w="6432" w:type="dxa"/>
+          </w:tcPr>
           <w:p>
             <w:pPr>
               <w:pStyle w:val="Compact"/>
@@ -2366,7 +2598,9 @@
       </w:tr>
       <w:tr>
         <w:tc>
-          <w:tcPr/>
+          <w:tcPr>
+            <w:tcW w:w="2927" w:type="dxa"/>
+          </w:tcPr>
           <w:p>
             <w:pPr>
               <w:pStyle w:val="Compact"/>
@@ -2378,7 +2612,9 @@
           </w:p>
         </w:tc>
         <w:tc>
-          <w:tcPr/>
+          <w:tcPr>
+            <w:tcW w:w="6432" w:type="dxa"/>
+          </w:tcPr>
           <w:p>
             <w:pPr>
               <w:pStyle w:val="Compact"/>
@@ -2392,7 +2628,9 @@
       </w:tr>
       <w:tr>
         <w:tc>
-          <w:tcPr/>
+          <w:tcPr>
+            <w:tcW w:w="2927" w:type="dxa"/>
+          </w:tcPr>
           <w:p>
             <w:pPr>
               <w:pStyle w:val="Compact"/>
@@ -2404,7 +2642,9 @@
           </w:p>
         </w:tc>
         <w:tc>
-          <w:tcPr/>
+          <w:tcPr>
+            <w:tcW w:w="6432" w:type="dxa"/>
+          </w:tcPr>
           <w:p>
             <w:pPr>
               <w:pStyle w:val="Compact"/>
@@ -2418,7 +2658,9 @@
       </w:tr>
       <w:tr>
         <w:tc>
-          <w:tcPr/>
+          <w:tcPr>
+            <w:tcW w:w="2927" w:type="dxa"/>
+          </w:tcPr>
           <w:p>
             <w:pPr>
               <w:pStyle w:val="Compact"/>
@@ -2430,7 +2672,9 @@
           </w:p>
         </w:tc>
         <w:tc>
-          <w:tcPr/>
+          <w:tcPr>
+            <w:tcW w:w="6432" w:type="dxa"/>
+          </w:tcPr>
           <w:p>
             <w:pPr>
               <w:pStyle w:val="Compact"/>
@@ -2444,7 +2688,9 @@
       </w:tr>
       <w:tr>
         <w:tc>
-          <w:tcPr/>
+          <w:tcPr>
+            <w:tcW w:w="2927" w:type="dxa"/>
+          </w:tcPr>
           <w:p>
             <w:pPr>
               <w:pStyle w:val="Compact"/>
@@ -2456,7 +2702,9 @@
           </w:p>
         </w:tc>
         <w:tc>
-          <w:tcPr/>
+          <w:tcPr>
+            <w:tcW w:w="6432" w:type="dxa"/>
+          </w:tcPr>
           <w:p>
             <w:pPr>
               <w:pStyle w:val="Compact"/>
@@ -2470,7 +2718,9 @@
       </w:tr>
       <w:tr>
         <w:tc>
-          <w:tcPr/>
+          <w:tcPr>
+            <w:tcW w:w="2927" w:type="dxa"/>
+          </w:tcPr>
           <w:p>
             <w:pPr>
               <w:pStyle w:val="Compact"/>
@@ -2482,7 +2732,9 @@
           </w:p>
         </w:tc>
         <w:tc>
-          <w:tcPr/>
+          <w:tcPr>
+            <w:tcW w:w="6432" w:type="dxa"/>
+          </w:tcPr>
           <w:p>
             <w:pPr>
               <w:pStyle w:val="Compact"/>
@@ -2496,7 +2748,9 @@
       </w:tr>
       <w:tr>
         <w:tc>
-          <w:tcPr/>
+          <w:tcPr>
+            <w:tcW w:w="2927" w:type="dxa"/>
+          </w:tcPr>
           <w:p>
             <w:pPr>
               <w:pStyle w:val="Compact"/>
@@ -2508,7 +2762,9 @@
           </w:p>
         </w:tc>
         <w:tc>
-          <w:tcPr/>
+          <w:tcPr>
+            <w:tcW w:w="6432" w:type="dxa"/>
+          </w:tcPr>
           <w:p>
             <w:pPr>
               <w:pStyle w:val="Compact"/>
@@ -2534,23 +2790,26 @@
     <w:tbl>
       <w:tblPr>
         <w:tblStyle w:val="Table"/>
-        <w:tblW w:type="auto" w:w="0"/>
+        <w:tblW w:type="dxa" w:w="9360"/>
         <w:tblLook w:firstRow="1" w:lastRow="0" w:firstColumn="0" w:lastColumn="0" w:noHBand="0" w:noVBand="0" w:val="0020"/>
         <w:jc w:val="start"/>
+        <w:tblLayout w:type="fixed"/>
       </w:tblPr>
       <w:tblGrid>
-        <w:gridCol w:w="1584"/>
-        <w:gridCol w:w="1584"/>
-        <w:gridCol w:w="1584"/>
-        <w:gridCol w:w="1584"/>
-        <w:gridCol w:w="1584"/>
+        <w:gridCol w:w="1113"/>
+        <w:gridCol w:w="5126"/>
+        <w:gridCol w:w="894"/>
+        <w:gridCol w:w="1113"/>
+        <w:gridCol w:w="1113"/>
       </w:tblGrid>
       <w:tr>
         <w:trPr>
           <w:tblHeader w:val="true"/>
         </w:trPr>
         <w:tc>
-          <w:tcPr/>
+          <w:tcPr>
+            <w:tcW w:w="1113" w:type="dxa"/>
+          </w:tcPr>
           <w:p>
             <w:pPr>
               <w:pStyle w:val="Compact"/>
@@ -2562,7 +2821,9 @@
           </w:p>
         </w:tc>
         <w:tc>
-          <w:tcPr/>
+          <w:tcPr>
+            <w:tcW w:w="5126" w:type="dxa"/>
+          </w:tcPr>
           <w:p>
             <w:pPr>
               <w:pStyle w:val="Compact"/>
@@ -2574,7 +2835,9 @@
           </w:p>
         </w:tc>
         <w:tc>
-          <w:tcPr/>
+          <w:tcPr>
+            <w:tcW w:w="894" w:type="dxa"/>
+          </w:tcPr>
           <w:p>
             <w:pPr>
               <w:pStyle w:val="Compact"/>
@@ -2586,7 +2849,9 @@
           </w:p>
         </w:tc>
         <w:tc>
-          <w:tcPr/>
+          <w:tcPr>
+            <w:tcW w:w="1113" w:type="dxa"/>
+          </w:tcPr>
           <w:p>
             <w:pPr>
               <w:pStyle w:val="Compact"/>
@@ -2598,7 +2863,9 @@
           </w:p>
         </w:tc>
         <w:tc>
-          <w:tcPr/>
+          <w:tcPr>
+            <w:tcW w:w="1113" w:type="dxa"/>
+          </w:tcPr>
           <w:p>
             <w:pPr>
               <w:pStyle w:val="Compact"/>
@@ -2612,7 +2879,9 @@
       </w:tr>
       <w:tr>
         <w:tc>
-          <w:tcPr/>
+          <w:tcPr>
+            <w:tcW w:w="1113" w:type="dxa"/>
+          </w:tcPr>
           <w:p>
             <w:pPr>
               <w:pStyle w:val="Compact"/>
@@ -2624,7 +2893,9 @@
           </w:p>
         </w:tc>
         <w:tc>
-          <w:tcPr/>
+          <w:tcPr>
+            <w:tcW w:w="5126" w:type="dxa"/>
+          </w:tcPr>
           <w:p>
             <w:pPr>
               <w:pStyle w:val="Compact"/>
@@ -2636,7 +2907,9 @@
           </w:p>
         </w:tc>
         <w:tc>
-          <w:tcPr/>
+          <w:tcPr>
+            <w:tcW w:w="894" w:type="dxa"/>
+          </w:tcPr>
           <w:p>
             <w:pPr>
               <w:pStyle w:val="Compact"/>
@@ -2648,7 +2921,9 @@
           </w:p>
         </w:tc>
         <w:tc>
-          <w:tcPr/>
+          <w:tcPr>
+            <w:tcW w:w="1113" w:type="dxa"/>
+          </w:tcPr>
           <w:p>
             <w:pPr>
               <w:pStyle w:val="Compact"/>
@@ -2660,7 +2935,9 @@
           </w:p>
         </w:tc>
         <w:tc>
-          <w:tcPr/>
+          <w:tcPr>
+            <w:tcW w:w="1113" w:type="dxa"/>
+          </w:tcPr>
           <w:p>
             <w:pPr>
               <w:pStyle w:val="Compact"/>
@@ -2674,7 +2951,9 @@
       </w:tr>
       <w:tr>
         <w:tc>
-          <w:tcPr/>
+          <w:tcPr>
+            <w:tcW w:w="1113" w:type="dxa"/>
+          </w:tcPr>
           <w:p>
             <w:pPr>
               <w:pStyle w:val="Compact"/>
@@ -2686,7 +2965,9 @@
           </w:p>
         </w:tc>
         <w:tc>
-          <w:tcPr/>
+          <w:tcPr>
+            <w:tcW w:w="5126" w:type="dxa"/>
+          </w:tcPr>
           <w:p>
             <w:pPr>
               <w:pStyle w:val="Compact"/>
@@ -2698,7 +2979,9 @@
           </w:p>
         </w:tc>
         <w:tc>
-          <w:tcPr/>
+          <w:tcPr>
+            <w:tcW w:w="894" w:type="dxa"/>
+          </w:tcPr>
           <w:p>
             <w:pPr>
               <w:pStyle w:val="Compact"/>
@@ -2710,7 +2993,9 @@
           </w:p>
         </w:tc>
         <w:tc>
-          <w:tcPr/>
+          <w:tcPr>
+            <w:tcW w:w="1113" w:type="dxa"/>
+          </w:tcPr>
           <w:p>
             <w:pPr>
               <w:pStyle w:val="Compact"/>
@@ -2722,7 +3007,9 @@
           </w:p>
         </w:tc>
         <w:tc>
-          <w:tcPr/>
+          <w:tcPr>
+            <w:tcW w:w="1113" w:type="dxa"/>
+          </w:tcPr>
           <w:p>
             <w:pPr>
               <w:pStyle w:val="Compact"/>
@@ -2736,7 +3023,9 @@
       </w:tr>
       <w:tr>
         <w:tc>
-          <w:tcPr/>
+          <w:tcPr>
+            <w:tcW w:w="1113" w:type="dxa"/>
+          </w:tcPr>
           <w:p>
             <w:pPr>
               <w:pStyle w:val="Compact"/>
@@ -2748,7 +3037,9 @@
           </w:p>
         </w:tc>
         <w:tc>
-          <w:tcPr/>
+          <w:tcPr>
+            <w:tcW w:w="5126" w:type="dxa"/>
+          </w:tcPr>
           <w:p>
             <w:pPr>
               <w:pStyle w:val="Compact"/>
@@ -2760,7 +3051,9 @@
           </w:p>
         </w:tc>
         <w:tc>
-          <w:tcPr/>
+          <w:tcPr>
+            <w:tcW w:w="894" w:type="dxa"/>
+          </w:tcPr>
           <w:p>
             <w:pPr>
               <w:pStyle w:val="Compact"/>
@@ -2772,7 +3065,9 @@
           </w:p>
         </w:tc>
         <w:tc>
-          <w:tcPr/>
+          <w:tcPr>
+            <w:tcW w:w="1113" w:type="dxa"/>
+          </w:tcPr>
           <w:p>
             <w:pPr>
               <w:pStyle w:val="Compact"/>
@@ -2784,7 +3079,9 @@
           </w:p>
         </w:tc>
         <w:tc>
-          <w:tcPr/>
+          <w:tcPr>
+            <w:tcW w:w="1113" w:type="dxa"/>
+          </w:tcPr>
           <w:p>
             <w:pPr>
               <w:pStyle w:val="Compact"/>
@@ -2810,23 +3107,26 @@
     <w:tbl>
       <w:tblPr>
         <w:tblStyle w:val="Table"/>
-        <w:tblW w:type="auto" w:w="0"/>
+        <w:tblW w:type="dxa" w:w="9360"/>
         <w:tblLook w:firstRow="1" w:lastRow="0" w:firstColumn="0" w:lastColumn="0" w:noHBand="0" w:noVBand="0" w:val="0020"/>
         <w:jc w:val="start"/>
+        <w:tblLayout w:type="fixed"/>
       </w:tblPr>
       <w:tblGrid>
-        <w:gridCol w:w="1584"/>
-        <w:gridCol w:w="1584"/>
-        <w:gridCol w:w="1584"/>
-        <w:gridCol w:w="1584"/>
-        <w:gridCol w:w="1584"/>
+        <w:gridCol w:w="1796"/>
+        <w:gridCol w:w="808"/>
+        <w:gridCol w:w="4090"/>
+        <w:gridCol w:w="1856"/>
+        <w:gridCol w:w="808"/>
       </w:tblGrid>
       <w:tr>
         <w:trPr>
           <w:tblHeader w:val="true"/>
         </w:trPr>
         <w:tc>
-          <w:tcPr/>
+          <w:tcPr>
+            <w:tcW w:w="1796" w:type="dxa"/>
+          </w:tcPr>
           <w:p>
             <w:pPr>
               <w:pStyle w:val="Compact"/>
@@ -2838,7 +3138,9 @@
           </w:p>
         </w:tc>
         <w:tc>
-          <w:tcPr/>
+          <w:tcPr>
+            <w:tcW w:w="808" w:type="dxa"/>
+          </w:tcPr>
           <w:p>
             <w:pPr>
               <w:pStyle w:val="Compact"/>
@@ -2850,7 +3152,9 @@
           </w:p>
         </w:tc>
         <w:tc>
-          <w:tcPr/>
+          <w:tcPr>
+            <w:tcW w:w="4090" w:type="dxa"/>
+          </w:tcPr>
           <w:p>
             <w:pPr>
               <w:pStyle w:val="Compact"/>
@@ -2862,7 +3166,9 @@
           </w:p>
         </w:tc>
         <w:tc>
-          <w:tcPr/>
+          <w:tcPr>
+            <w:tcW w:w="1856" w:type="dxa"/>
+          </w:tcPr>
           <w:p>
             <w:pPr>
               <w:pStyle w:val="Compact"/>
@@ -2874,7 +3180,9 @@
           </w:p>
         </w:tc>
         <w:tc>
-          <w:tcPr/>
+          <w:tcPr>
+            <w:tcW w:w="808" w:type="dxa"/>
+          </w:tcPr>
           <w:p>
             <w:pPr>
               <w:pStyle w:val="Compact"/>
@@ -2888,7 +3196,9 @@
       </w:tr>
       <w:tr>
         <w:tc>
-          <w:tcPr/>
+          <w:tcPr>
+            <w:tcW w:w="1796" w:type="dxa"/>
+          </w:tcPr>
           <w:p>
             <w:pPr>
               <w:pStyle w:val="Compact"/>
@@ -2900,7 +3210,9 @@
           </w:p>
         </w:tc>
         <w:tc>
-          <w:tcPr/>
+          <w:tcPr>
+            <w:tcW w:w="808" w:type="dxa"/>
+          </w:tcPr>
           <w:p>
             <w:pPr>
               <w:pStyle w:val="Compact"/>
@@ -2912,7 +3224,9 @@
           </w:p>
         </w:tc>
         <w:tc>
-          <w:tcPr/>
+          <w:tcPr>
+            <w:tcW w:w="4090" w:type="dxa"/>
+          </w:tcPr>
           <w:p>
             <w:pPr>
               <w:pStyle w:val="Compact"/>
@@ -2924,7 +3238,9 @@
           </w:p>
         </w:tc>
         <w:tc>
-          <w:tcPr/>
+          <w:tcPr>
+            <w:tcW w:w="1856" w:type="dxa"/>
+          </w:tcPr>
           <w:p>
             <w:pPr>
               <w:pStyle w:val="Compact"/>
@@ -2936,7 +3252,9 @@
           </w:p>
         </w:tc>
         <w:tc>
-          <w:tcPr/>
+          <w:tcPr>
+            <w:tcW w:w="808" w:type="dxa"/>
+          </w:tcPr>
           <w:p>
             <w:pPr>
               <w:pStyle w:val="Compact"/>
@@ -2950,7 +3268,9 @@
       </w:tr>
       <w:tr>
         <w:tc>
-          <w:tcPr/>
+          <w:tcPr>
+            <w:tcW w:w="1796" w:type="dxa"/>
+          </w:tcPr>
           <w:p>
             <w:pPr>
               <w:pStyle w:val="Compact"/>
@@ -2962,7 +3282,9 @@
           </w:p>
         </w:tc>
         <w:tc>
-          <w:tcPr/>
+          <w:tcPr>
+            <w:tcW w:w="808" w:type="dxa"/>
+          </w:tcPr>
           <w:p>
             <w:pPr>
               <w:pStyle w:val="Compact"/>
@@ -2974,7 +3296,9 @@
           </w:p>
         </w:tc>
         <w:tc>
-          <w:tcPr/>
+          <w:tcPr>
+            <w:tcW w:w="4090" w:type="dxa"/>
+          </w:tcPr>
           <w:p>
             <w:pPr>
               <w:pStyle w:val="Compact"/>
@@ -2986,7 +3310,9 @@
           </w:p>
         </w:tc>
         <w:tc>
-          <w:tcPr/>
+          <w:tcPr>
+            <w:tcW w:w="1856" w:type="dxa"/>
+          </w:tcPr>
           <w:p>
             <w:pPr>
               <w:pStyle w:val="Compact"/>
@@ -2998,7 +3324,9 @@
           </w:p>
         </w:tc>
         <w:tc>
-          <w:tcPr/>
+          <w:tcPr>
+            <w:tcW w:w="808" w:type="dxa"/>
+          </w:tcPr>
           <w:p>
             <w:pPr>
               <w:pStyle w:val="Compact"/>
@@ -3012,7 +3340,9 @@
       </w:tr>
       <w:tr>
         <w:tc>
-          <w:tcPr/>
+          <w:tcPr>
+            <w:tcW w:w="1796" w:type="dxa"/>
+          </w:tcPr>
           <w:p>
             <w:pPr>
               <w:pStyle w:val="Compact"/>
@@ -3024,7 +3354,9 @@
           </w:p>
         </w:tc>
         <w:tc>
-          <w:tcPr/>
+          <w:tcPr>
+            <w:tcW w:w="808" w:type="dxa"/>
+          </w:tcPr>
           <w:p>
             <w:pPr>
               <w:pStyle w:val="Compact"/>
@@ -3036,7 +3368,9 @@
           </w:p>
         </w:tc>
         <w:tc>
-          <w:tcPr/>
+          <w:tcPr>
+            <w:tcW w:w="4090" w:type="dxa"/>
+          </w:tcPr>
           <w:p>
             <w:pPr>
               <w:pStyle w:val="Compact"/>
@@ -3048,7 +3382,9 @@
           </w:p>
         </w:tc>
         <w:tc>
-          <w:tcPr/>
+          <w:tcPr>
+            <w:tcW w:w="1856" w:type="dxa"/>
+          </w:tcPr>
           <w:p>
             <w:pPr>
               <w:pStyle w:val="Compact"/>
@@ -3060,7 +3396,9 @@
           </w:p>
         </w:tc>
         <w:tc>
-          <w:tcPr/>
+          <w:tcPr>
+            <w:tcW w:w="808" w:type="dxa"/>
+          </w:tcPr>
           <w:p>
             <w:pPr>
               <w:pStyle w:val="Compact"/>
@@ -3074,7 +3412,9 @@
       </w:tr>
       <w:tr>
         <w:tc>
-          <w:tcPr/>
+          <w:tcPr>
+            <w:tcW w:w="1796" w:type="dxa"/>
+          </w:tcPr>
           <w:p>
             <w:pPr>
               <w:pStyle w:val="Compact"/>
@@ -3086,7 +3426,9 @@
           </w:p>
         </w:tc>
         <w:tc>
-          <w:tcPr/>
+          <w:tcPr>
+            <w:tcW w:w="808" w:type="dxa"/>
+          </w:tcPr>
           <w:p>
             <w:pPr>
               <w:pStyle w:val="Compact"/>
@@ -3098,7 +3440,9 @@
           </w:p>
         </w:tc>
         <w:tc>
-          <w:tcPr/>
+          <w:tcPr>
+            <w:tcW w:w="4090" w:type="dxa"/>
+          </w:tcPr>
           <w:p>
             <w:pPr>
               <w:pStyle w:val="Compact"/>
@@ -3110,7 +3454,9 @@
           </w:p>
         </w:tc>
         <w:tc>
-          <w:tcPr/>
+          <w:tcPr>
+            <w:tcW w:w="1856" w:type="dxa"/>
+          </w:tcPr>
           <w:p>
             <w:pPr>
               <w:pStyle w:val="Compact"/>
@@ -3122,7 +3468,9 @@
           </w:p>
         </w:tc>
         <w:tc>
-          <w:tcPr/>
+          <w:tcPr>
+            <w:tcW w:w="808" w:type="dxa"/>
+          </w:tcPr>
           <w:p>
             <w:pPr>
               <w:pStyle w:val="Compact"/>
@@ -3156,22 +3504,25 @@
     <w:tbl>
       <w:tblPr>
         <w:tblStyle w:val="Table"/>
-        <w:tblW w:type="auto" w:w="0"/>
+        <w:tblW w:type="dxa" w:w="9360"/>
         <w:tblLook w:firstRow="1" w:lastRow="0" w:firstColumn="0" w:lastColumn="0" w:noHBand="0" w:noVBand="0" w:val="0020"/>
         <w:jc w:val="start"/>
+        <w:tblLayout w:type="fixed"/>
       </w:tblPr>
       <w:tblGrid>
-        <w:gridCol w:w="1980"/>
-        <w:gridCol w:w="1980"/>
-        <w:gridCol w:w="1980"/>
-        <w:gridCol w:w="1980"/>
+        <w:gridCol w:w="3344"/>
+        <w:gridCol w:w="3258"/>
+        <w:gridCol w:w="1479"/>
+        <w:gridCol w:w="1278"/>
       </w:tblGrid>
       <w:tr>
         <w:trPr>
           <w:tblHeader w:val="true"/>
         </w:trPr>
         <w:tc>
-          <w:tcPr/>
+          <w:tcPr>
+            <w:tcW w:w="3344" w:type="dxa"/>
+          </w:tcPr>
           <w:p>
             <w:pPr>
               <w:pStyle w:val="Compact"/>
@@ -3183,7 +3534,9 @@
           </w:p>
         </w:tc>
         <w:tc>
-          <w:tcPr/>
+          <w:tcPr>
+            <w:tcW w:w="3258" w:type="dxa"/>
+          </w:tcPr>
           <w:p>
             <w:pPr>
               <w:pStyle w:val="Compact"/>
@@ -3195,7 +3548,9 @@
           </w:p>
         </w:tc>
         <w:tc>
-          <w:tcPr/>
+          <w:tcPr>
+            <w:tcW w:w="1479" w:type="dxa"/>
+          </w:tcPr>
           <w:p>
             <w:pPr>
               <w:pStyle w:val="Compact"/>
@@ -3207,7 +3562,9 @@
           </w:p>
         </w:tc>
         <w:tc>
-          <w:tcPr/>
+          <w:tcPr>
+            <w:tcW w:w="1278" w:type="dxa"/>
+          </w:tcPr>
           <w:p>
             <w:pPr>
               <w:pStyle w:val="Compact"/>
@@ -3221,7 +3578,9 @@
       </w:tr>
       <w:tr>
         <w:tc>
-          <w:tcPr/>
+          <w:tcPr>
+            <w:tcW w:w="3344" w:type="dxa"/>
+          </w:tcPr>
           <w:p>
             <w:pPr>
               <w:pStyle w:val="Compact"/>
@@ -3233,7 +3592,9 @@
           </w:p>
         </w:tc>
         <w:tc>
-          <w:tcPr/>
+          <w:tcPr>
+            <w:tcW w:w="3258" w:type="dxa"/>
+          </w:tcPr>
           <w:p>
             <w:pPr>
               <w:pStyle w:val="Compact"/>
@@ -3245,7 +3606,9 @@
           </w:p>
         </w:tc>
         <w:tc>
-          <w:tcPr/>
+          <w:tcPr>
+            <w:tcW w:w="1479" w:type="dxa"/>
+          </w:tcPr>
           <w:p>
             <w:pPr>
               <w:pStyle w:val="Compact"/>
@@ -3257,7 +3620,9 @@
           </w:p>
         </w:tc>
         <w:tc>
-          <w:tcPr/>
+          <w:tcPr>
+            <w:tcW w:w="1278" w:type="dxa"/>
+          </w:tcPr>
           <w:p>
             <w:pPr>
               <w:pStyle w:val="Compact"/>
@@ -3271,7 +3636,9 @@
       </w:tr>
       <w:tr>
         <w:tc>
-          <w:tcPr/>
+          <w:tcPr>
+            <w:tcW w:w="3344" w:type="dxa"/>
+          </w:tcPr>
           <w:p>
             <w:pPr>
               <w:pStyle w:val="Compact"/>
@@ -3283,7 +3650,9 @@
           </w:p>
         </w:tc>
         <w:tc>
-          <w:tcPr/>
+          <w:tcPr>
+            <w:tcW w:w="3258" w:type="dxa"/>
+          </w:tcPr>
           <w:p>
             <w:pPr>
               <w:pStyle w:val="Compact"/>
@@ -3295,7 +3664,9 @@
           </w:p>
         </w:tc>
         <w:tc>
-          <w:tcPr/>
+          <w:tcPr>
+            <w:tcW w:w="1479" w:type="dxa"/>
+          </w:tcPr>
           <w:p>
             <w:pPr>
               <w:pStyle w:val="Compact"/>
@@ -3307,7 +3678,9 @@
           </w:p>
         </w:tc>
         <w:tc>
-          <w:tcPr/>
+          <w:tcPr>
+            <w:tcW w:w="1278" w:type="dxa"/>
+          </w:tcPr>
           <w:p>
             <w:pPr>
               <w:pStyle w:val="Compact"/>
@@ -3461,20 +3834,23 @@
     <w:tbl>
       <w:tblPr>
         <w:tblStyle w:val="Table"/>
-        <w:tblW w:type="auto" w:w="0"/>
+        <w:tblW w:type="dxa" w:w="9360"/>
         <w:tblLook w:firstRow="1" w:lastRow="0" w:firstColumn="0" w:lastColumn="0" w:noHBand="0" w:noVBand="0" w:val="0020"/>
         <w:jc w:val="start"/>
+        <w:tblLayout w:type="fixed"/>
       </w:tblPr>
       <w:tblGrid>
-        <w:gridCol w:w="3960"/>
-        <w:gridCol w:w="3960"/>
+        <w:gridCol w:w="2184"/>
+        <w:gridCol w:w="7175"/>
       </w:tblGrid>
       <w:tr>
         <w:trPr>
           <w:tblHeader w:val="true"/>
         </w:trPr>
         <w:tc>
-          <w:tcPr/>
+          <w:tcPr>
+            <w:tcW w:w="2184" w:type="dxa"/>
+          </w:tcPr>
           <w:p>
             <w:pPr>
               <w:pStyle w:val="Compact"/>
@@ -3486,7 +3862,9 @@
           </w:p>
         </w:tc>
         <w:tc>
-          <w:tcPr/>
+          <w:tcPr>
+            <w:tcW w:w="7175" w:type="dxa"/>
+          </w:tcPr>
           <w:p>
             <w:pPr>
               <w:pStyle w:val="Compact"/>
@@ -3500,7 +3878,9 @@
       </w:tr>
       <w:tr>
         <w:tc>
-          <w:tcPr/>
+          <w:tcPr>
+            <w:tcW w:w="2184" w:type="dxa"/>
+          </w:tcPr>
           <w:p>
             <w:pPr>
               <w:pStyle w:val="Compact"/>
@@ -3512,7 +3892,9 @@
           </w:p>
         </w:tc>
         <w:tc>
-          <w:tcPr/>
+          <w:tcPr>
+            <w:tcW w:w="7175" w:type="dxa"/>
+          </w:tcPr>
           <w:p>
             <w:pPr>
               <w:pStyle w:val="Compact"/>
@@ -3526,7 +3908,9 @@
       </w:tr>
       <w:tr>
         <w:tc>
-          <w:tcPr/>
+          <w:tcPr>
+            <w:tcW w:w="2184" w:type="dxa"/>
+          </w:tcPr>
           <w:p>
             <w:pPr>
               <w:pStyle w:val="Compact"/>
@@ -3538,7 +3922,9 @@
           </w:p>
         </w:tc>
         <w:tc>
-          <w:tcPr/>
+          <w:tcPr>
+            <w:tcW w:w="7175" w:type="dxa"/>
+          </w:tcPr>
           <w:p>
             <w:pPr>
               <w:pStyle w:val="Compact"/>
@@ -3552,7 +3938,9 @@
       </w:tr>
       <w:tr>
         <w:tc>
-          <w:tcPr/>
+          <w:tcPr>
+            <w:tcW w:w="2184" w:type="dxa"/>
+          </w:tcPr>
           <w:p>
             <w:pPr>
               <w:pStyle w:val="Compact"/>
@@ -3564,7 +3952,9 @@
           </w:p>
         </w:tc>
         <w:tc>
-          <w:tcPr/>
+          <w:tcPr>
+            <w:tcW w:w="7175" w:type="dxa"/>
+          </w:tcPr>
           <w:p>
             <w:pPr>
               <w:pStyle w:val="Compact"/>
@@ -3578,7 +3968,9 @@
       </w:tr>
       <w:tr>
         <w:tc>
-          <w:tcPr/>
+          <w:tcPr>
+            <w:tcW w:w="2184" w:type="dxa"/>
+          </w:tcPr>
           <w:p>
             <w:pPr>
               <w:pStyle w:val="Compact"/>
@@ -3590,7 +3982,9 @@
           </w:p>
         </w:tc>
         <w:tc>
-          <w:tcPr/>
+          <w:tcPr>
+            <w:tcW w:w="7175" w:type="dxa"/>
+          </w:tcPr>
           <w:p>
             <w:pPr>
               <w:pStyle w:val="Compact"/>
@@ -3604,7 +3998,9 @@
       </w:tr>
       <w:tr>
         <w:tc>
-          <w:tcPr/>
+          <w:tcPr>
+            <w:tcW w:w="2184" w:type="dxa"/>
+          </w:tcPr>
           <w:p>
             <w:pPr>
               <w:pStyle w:val="Compact"/>
@@ -3616,7 +4012,9 @@
           </w:p>
         </w:tc>
         <w:tc>
-          <w:tcPr/>
+          <w:tcPr>
+            <w:tcW w:w="7175" w:type="dxa"/>
+          </w:tcPr>
           <w:p>
             <w:pPr>
               <w:pStyle w:val="Compact"/>
@@ -3698,21 +4096,24 @@
     <w:tbl>
       <w:tblPr>
         <w:tblStyle w:val="Table"/>
-        <w:tblW w:type="auto" w:w="0"/>
+        <w:tblW w:type="dxa" w:w="9360"/>
         <w:tblLook w:firstRow="1" w:lastRow="0" w:firstColumn="0" w:lastColumn="0" w:noHBand="0" w:noVBand="0" w:val="0020"/>
         <w:jc w:val="start"/>
+        <w:tblLayout w:type="fixed"/>
       </w:tblPr>
       <w:tblGrid>
-        <w:gridCol w:w="2640"/>
-        <w:gridCol w:w="2640"/>
-        <w:gridCol w:w="2640"/>
+        <w:gridCol w:w="1354"/>
+        <w:gridCol w:w="1682"/>
+        <w:gridCol w:w="6323"/>
       </w:tblGrid>
       <w:tr>
         <w:trPr>
           <w:tblHeader w:val="true"/>
         </w:trPr>
         <w:tc>
-          <w:tcPr/>
+          <w:tcPr>
+            <w:tcW w:w="1354" w:type="dxa"/>
+          </w:tcPr>
           <w:p>
             <w:pPr>
               <w:pStyle w:val="Compact"/>
@@ -3724,7 +4125,9 @@
           </w:p>
         </w:tc>
         <w:tc>
-          <w:tcPr/>
+          <w:tcPr>
+            <w:tcW w:w="1682" w:type="dxa"/>
+          </w:tcPr>
           <w:p>
             <w:pPr>
               <w:pStyle w:val="Compact"/>
@@ -3736,7 +4139,9 @@
           </w:p>
         </w:tc>
         <w:tc>
-          <w:tcPr/>
+          <w:tcPr>
+            <w:tcW w:w="6323" w:type="dxa"/>
+          </w:tcPr>
           <w:p>
             <w:pPr>
               <w:pStyle w:val="Compact"/>
@@ -3750,7 +4155,9 @@
       </w:tr>
       <w:tr>
         <w:tc>
-          <w:tcPr/>
+          <w:tcPr>
+            <w:tcW w:w="1354" w:type="dxa"/>
+          </w:tcPr>
           <w:p>
             <w:pPr>
               <w:pStyle w:val="Compact"/>
@@ -3762,7 +4169,9 @@
           </w:p>
         </w:tc>
         <w:tc>
-          <w:tcPr/>
+          <w:tcPr>
+            <w:tcW w:w="1682" w:type="dxa"/>
+          </w:tcPr>
           <w:p>
             <w:pPr>
               <w:pStyle w:val="Compact"/>
@@ -3774,7 +4183,9 @@
           </w:p>
         </w:tc>
         <w:tc>
-          <w:tcPr/>
+          <w:tcPr>
+            <w:tcW w:w="6323" w:type="dxa"/>
+          </w:tcPr>
           <w:p>
             <w:pPr>
               <w:pStyle w:val="Compact"/>
@@ -3788,7 +4199,9 @@
       </w:tr>
       <w:tr>
         <w:tc>
-          <w:tcPr/>
+          <w:tcPr>
+            <w:tcW w:w="1354" w:type="dxa"/>
+          </w:tcPr>
           <w:p>
             <w:pPr>
               <w:pStyle w:val="Compact"/>
@@ -3800,7 +4213,9 @@
           </w:p>
         </w:tc>
         <w:tc>
-          <w:tcPr/>
+          <w:tcPr>
+            <w:tcW w:w="1682" w:type="dxa"/>
+          </w:tcPr>
           <w:p>
             <w:pPr>
               <w:pStyle w:val="Compact"/>
@@ -3812,7 +4227,9 @@
           </w:p>
         </w:tc>
         <w:tc>
-          <w:tcPr/>
+          <w:tcPr>
+            <w:tcW w:w="6323" w:type="dxa"/>
+          </w:tcPr>
           <w:p>
             <w:pPr>
               <w:pStyle w:val="Compact"/>
@@ -3826,7 +4243,9 @@
       </w:tr>
       <w:tr>
         <w:tc>
-          <w:tcPr/>
+          <w:tcPr>
+            <w:tcW w:w="1354" w:type="dxa"/>
+          </w:tcPr>
           <w:p>
             <w:pPr>
               <w:pStyle w:val="Compact"/>
@@ -3838,7 +4257,9 @@
           </w:p>
         </w:tc>
         <w:tc>
-          <w:tcPr/>
+          <w:tcPr>
+            <w:tcW w:w="1682" w:type="dxa"/>
+          </w:tcPr>
           <w:p>
             <w:pPr>
               <w:pStyle w:val="Compact"/>
@@ -3850,7 +4271,9 @@
           </w:p>
         </w:tc>
         <w:tc>
-          <w:tcPr/>
+          <w:tcPr>
+            <w:tcW w:w="6323" w:type="dxa"/>
+          </w:tcPr>
           <w:p>
             <w:pPr>
               <w:pStyle w:val="Compact"/>
@@ -3864,7 +4287,9 @@
       </w:tr>
       <w:tr>
         <w:tc>
-          <w:tcPr/>
+          <w:tcPr>
+            <w:tcW w:w="1354" w:type="dxa"/>
+          </w:tcPr>
           <w:p>
             <w:pPr>
               <w:pStyle w:val="Compact"/>
@@ -3876,7 +4301,9 @@
           </w:p>
         </w:tc>
         <w:tc>
-          <w:tcPr/>
+          <w:tcPr>
+            <w:tcW w:w="1682" w:type="dxa"/>
+          </w:tcPr>
           <w:p>
             <w:pPr>
               <w:pStyle w:val="Compact"/>
@@ -3888,7 +4315,9 @@
           </w:p>
         </w:tc>
         <w:tc>
-          <w:tcPr/>
+          <w:tcPr>
+            <w:tcW w:w="6323" w:type="dxa"/>
+          </w:tcPr>
           <w:p>
             <w:pPr>
               <w:pStyle w:val="Compact"/>
@@ -3925,24 +4354,27 @@
     <w:tbl>
       <w:tblPr>
         <w:tblStyle w:val="Table"/>
-        <w:tblW w:type="auto" w:w="0"/>
+        <w:tblW w:type="dxa" w:w="9360"/>
         <w:tblLook w:firstRow="1" w:lastRow="0" w:firstColumn="0" w:lastColumn="0" w:noHBand="0" w:noVBand="0" w:val="0020"/>
         <w:jc w:val="start"/>
+        <w:tblLayout w:type="fixed"/>
       </w:tblPr>
       <w:tblGrid>
+        <w:gridCol w:w="803"/>
         <w:gridCol w:w="1320"/>
-        <w:gridCol w:w="1320"/>
-        <w:gridCol w:w="1320"/>
-        <w:gridCol w:w="1320"/>
-        <w:gridCol w:w="1320"/>
-        <w:gridCol w:w="1320"/>
+        <w:gridCol w:w="2539"/>
+        <w:gridCol w:w="3088"/>
+        <w:gridCol w:w="803"/>
+        <w:gridCol w:w="803"/>
       </w:tblGrid>
       <w:tr>
         <w:trPr>
           <w:tblHeader w:val="true"/>
         </w:trPr>
         <w:tc>
-          <w:tcPr/>
+          <w:tcPr>
+            <w:tcW w:w="803" w:type="dxa"/>
+          </w:tcPr>
           <w:p>
             <w:pPr>
               <w:pStyle w:val="Compact"/>
@@ -3954,7 +4386,9 @@
           </w:p>
         </w:tc>
         <w:tc>
-          <w:tcPr/>
+          <w:tcPr>
+            <w:tcW w:w="1320" w:type="dxa"/>
+          </w:tcPr>
           <w:p>
             <w:pPr>
               <w:pStyle w:val="Compact"/>
@@ -3966,7 +4400,9 @@
           </w:p>
         </w:tc>
         <w:tc>
-          <w:tcPr/>
+          <w:tcPr>
+            <w:tcW w:w="2539" w:type="dxa"/>
+          </w:tcPr>
           <w:p>
             <w:pPr>
               <w:pStyle w:val="Compact"/>
@@ -3978,7 +4414,9 @@
           </w:p>
         </w:tc>
         <w:tc>
-          <w:tcPr/>
+          <w:tcPr>
+            <w:tcW w:w="3088" w:type="dxa"/>
+          </w:tcPr>
           <w:p>
             <w:pPr>
               <w:pStyle w:val="Compact"/>
@@ -3990,7 +4428,9 @@
           </w:p>
         </w:tc>
         <w:tc>
-          <w:tcPr/>
+          <w:tcPr>
+            <w:tcW w:w="803" w:type="dxa"/>
+          </w:tcPr>
           <w:p>
             <w:pPr>
               <w:pStyle w:val="Compact"/>
@@ -4002,7 +4442,9 @@
           </w:p>
         </w:tc>
         <w:tc>
-          <w:tcPr/>
+          <w:tcPr>
+            <w:tcW w:w="803" w:type="dxa"/>
+          </w:tcPr>
           <w:p>
             <w:pPr>
               <w:pStyle w:val="Compact"/>
@@ -4016,7 +4458,9 @@
       </w:tr>
       <w:tr>
         <w:tc>
-          <w:tcPr/>
+          <w:tcPr>
+            <w:tcW w:w="803" w:type="dxa"/>
+          </w:tcPr>
           <w:p>
             <w:pPr>
               <w:pStyle w:val="Compact"/>
@@ -4028,7 +4472,9 @@
           </w:p>
         </w:tc>
         <w:tc>
-          <w:tcPr/>
+          <w:tcPr>
+            <w:tcW w:w="1320" w:type="dxa"/>
+          </w:tcPr>
           <w:p>
             <w:pPr>
               <w:pStyle w:val="Compact"/>
@@ -4040,7 +4486,9 @@
           </w:p>
         </w:tc>
         <w:tc>
-          <w:tcPr/>
+          <w:tcPr>
+            <w:tcW w:w="2539" w:type="dxa"/>
+          </w:tcPr>
           <w:p>
             <w:pPr>
               <w:pStyle w:val="Compact"/>
@@ -4052,7 +4500,9 @@
           </w:p>
         </w:tc>
         <w:tc>
-          <w:tcPr/>
+          <w:tcPr>
+            <w:tcW w:w="3088" w:type="dxa"/>
+          </w:tcPr>
           <w:p>
             <w:pPr>
               <w:pStyle w:val="Compact"/>
@@ -4064,7 +4514,9 @@
           </w:p>
         </w:tc>
         <w:tc>
-          <w:tcPr/>
+          <w:tcPr>
+            <w:tcW w:w="803" w:type="dxa"/>
+          </w:tcPr>
           <w:p>
             <w:pPr>
               <w:pStyle w:val="Compact"/>
@@ -4076,7 +4528,9 @@
           </w:p>
         </w:tc>
         <w:tc>
-          <w:tcPr/>
+          <w:tcPr>
+            <w:tcW w:w="803" w:type="dxa"/>
+          </w:tcPr>
           <w:p>
             <w:pPr>
               <w:pStyle w:val="Compact"/>
@@ -4090,7 +4544,9 @@
       </w:tr>
       <w:tr>
         <w:tc>
-          <w:tcPr/>
+          <w:tcPr>
+            <w:tcW w:w="803" w:type="dxa"/>
+          </w:tcPr>
           <w:p>
             <w:pPr>
               <w:pStyle w:val="Compact"/>
@@ -4102,7 +4558,9 @@
           </w:p>
         </w:tc>
         <w:tc>
-          <w:tcPr/>
+          <w:tcPr>
+            <w:tcW w:w="1320" w:type="dxa"/>
+          </w:tcPr>
           <w:p>
             <w:pPr>
               <w:pStyle w:val="Compact"/>
@@ -4114,7 +4572,9 @@
           </w:p>
         </w:tc>
         <w:tc>
-          <w:tcPr/>
+          <w:tcPr>
+            <w:tcW w:w="2539" w:type="dxa"/>
+          </w:tcPr>
           <w:p>
             <w:pPr>
               <w:pStyle w:val="Compact"/>
@@ -4126,7 +4586,9 @@
           </w:p>
         </w:tc>
         <w:tc>
-          <w:tcPr/>
+          <w:tcPr>
+            <w:tcW w:w="3088" w:type="dxa"/>
+          </w:tcPr>
           <w:p>
             <w:pPr>
               <w:pStyle w:val="Compact"/>
@@ -4138,7 +4600,9 @@
           </w:p>
         </w:tc>
         <w:tc>
-          <w:tcPr/>
+          <w:tcPr>
+            <w:tcW w:w="803" w:type="dxa"/>
+          </w:tcPr>
           <w:p>
             <w:pPr>
               <w:pStyle w:val="Compact"/>
@@ -4150,7 +4614,9 @@
           </w:p>
         </w:tc>
         <w:tc>
-          <w:tcPr/>
+          <w:tcPr>
+            <w:tcW w:w="803" w:type="dxa"/>
+          </w:tcPr>
           <w:p>
             <w:pPr>
               <w:pStyle w:val="Compact"/>
@@ -4164,7 +4630,9 @@
       </w:tr>
       <w:tr>
         <w:tc>
-          <w:tcPr/>
+          <w:tcPr>
+            <w:tcW w:w="803" w:type="dxa"/>
+          </w:tcPr>
           <w:p>
             <w:pPr>
               <w:pStyle w:val="Compact"/>
@@ -4176,7 +4644,9 @@
           </w:p>
         </w:tc>
         <w:tc>
-          <w:tcPr/>
+          <w:tcPr>
+            <w:tcW w:w="1320" w:type="dxa"/>
+          </w:tcPr>
           <w:p>
             <w:pPr>
               <w:pStyle w:val="Compact"/>
@@ -4188,7 +4658,9 @@
           </w:p>
         </w:tc>
         <w:tc>
-          <w:tcPr/>
+          <w:tcPr>
+            <w:tcW w:w="2539" w:type="dxa"/>
+          </w:tcPr>
           <w:p>
             <w:pPr>
               <w:pStyle w:val="Compact"/>
@@ -4200,7 +4672,9 @@
           </w:p>
         </w:tc>
         <w:tc>
-          <w:tcPr/>
+          <w:tcPr>
+            <w:tcW w:w="3088" w:type="dxa"/>
+          </w:tcPr>
           <w:p>
             <w:pPr>
               <w:pStyle w:val="Compact"/>
@@ -4212,7 +4686,9 @@
           </w:p>
         </w:tc>
         <w:tc>
-          <w:tcPr/>
+          <w:tcPr>
+            <w:tcW w:w="803" w:type="dxa"/>
+          </w:tcPr>
           <w:p>
             <w:pPr>
               <w:pStyle w:val="Compact"/>
@@ -4224,7 +4700,9 @@
           </w:p>
         </w:tc>
         <w:tc>
-          <w:tcPr/>
+          <w:tcPr>
+            <w:tcW w:w="803" w:type="dxa"/>
+          </w:tcPr>
           <w:p>
             <w:pPr>
               <w:pStyle w:val="Compact"/>
@@ -4238,7 +4716,9 @@
       </w:tr>
       <w:tr>
         <w:tc>
-          <w:tcPr/>
+          <w:tcPr>
+            <w:tcW w:w="803" w:type="dxa"/>
+          </w:tcPr>
           <w:p>
             <w:pPr>
               <w:pStyle w:val="Compact"/>
@@ -4250,7 +4730,9 @@
           </w:p>
         </w:tc>
         <w:tc>
-          <w:tcPr/>
+          <w:tcPr>
+            <w:tcW w:w="1320" w:type="dxa"/>
+          </w:tcPr>
           <w:p>
             <w:pPr>
               <w:pStyle w:val="Compact"/>
@@ -4262,7 +4744,9 @@
           </w:p>
         </w:tc>
         <w:tc>
-          <w:tcPr/>
+          <w:tcPr>
+            <w:tcW w:w="2539" w:type="dxa"/>
+          </w:tcPr>
           <w:p>
             <w:pPr>
               <w:pStyle w:val="Compact"/>
@@ -4274,7 +4758,9 @@
           </w:p>
         </w:tc>
         <w:tc>
-          <w:tcPr/>
+          <w:tcPr>
+            <w:tcW w:w="3088" w:type="dxa"/>
+          </w:tcPr>
           <w:p>
             <w:pPr>
               <w:pStyle w:val="Compact"/>
@@ -4286,7 +4772,9 @@
           </w:p>
         </w:tc>
         <w:tc>
-          <w:tcPr/>
+          <w:tcPr>
+            <w:tcW w:w="803" w:type="dxa"/>
+          </w:tcPr>
           <w:p>
             <w:pPr>
               <w:pStyle w:val="Compact"/>
@@ -4298,7 +4786,9 @@
           </w:p>
         </w:tc>
         <w:tc>
-          <w:tcPr/>
+          <w:tcPr>
+            <w:tcW w:w="803" w:type="dxa"/>
+          </w:tcPr>
           <w:p>
             <w:pPr>
               <w:pStyle w:val="Compact"/>

--- a/dist/docs/templates/bsa/06-change-request.docx
+++ b/dist/docs/templates/bsa/06-change-request.docx
@@ -16,7 +16,7 @@
         <w:pStyle w:val="FirstParagraph"/>
       </w:pPr>
       <w:r>
-        <w:t xml:space="preserve">Last updated: 2026-10-08 · Owner: BSA Manager</w:t>
+        <w:t xml:space="preserve">Last updated: 2026-10-17 · Owner: BSA Manager</w:t>
       </w:r>
     </w:p>
     <w:p>
@@ -82,7 +82,19 @@
         <w:t xml:space="preserve"> </w:t>
       </w:r>
       <w:r>
-        <w:t xml:space="preserve">before any change to a tool, a configuration or production data, whatever its size. First real use in W8 (first tool change, M6). Before day 60 the hires prepare and test changes in a test copy but do not deploy to production (</w:t>
+        <w:t xml:space="preserve">before any change to a tool, a configuration or production data, whatever its size. First real use in W8 (first tool change, M6): for day 60 (A60-4, B60-4) that change request names the environments, the test evidence and the rollback (</w:t>
+      </w:r>
+      <w:r>
+        <w:rPr>
+          <w:rStyle w:val="VerbatimChar"/>
+        </w:rPr>
+        <w:t xml:space="preserve">docs/primers/sdlc-primer.md</w:t>
+      </w:r>
+      <w:r>
+        <w:t xml:space="preserve"> </w:t>
+      </w:r>
+      <w:r>
+        <w:t xml:space="preserve">Part 7). Before day 60 the hires prepare and test changes in a test copy but do not deploy to production (</w:t>
       </w:r>
       <w:r>
         <w:rPr>
@@ -168,7 +180,7 @@
         <w:pStyle w:val="Compact"/>
       </w:pPr>
       <w:r>
-        <w:t xml:space="preserve">Make the change on a copy (development or test), never on the production file. Follow the checklist for the technology (section 7).</w:t>
+        <w:t xml:space="preserve">Name the environments in the header: where you build, where you test and where it is released (test copy and production, or dev, test and prod). Make the change on a copy (development or test), never on the production file. Follow the checklist for the technology (section 7).</w:t>
       </w:r>
     </w:p>
     <w:p>
@@ -216,7 +228,7 @@
         <w:pStyle w:val="Compact"/>
       </w:pPr>
       <w:r>
-        <w:t xml:space="preserve">Tell users before and after (section 10).</w:t>
+        <w:t xml:space="preserve">Tell users before and after (section 11).</w:t>
       </w:r>
     </w:p>
     <w:p>
@@ -249,9 +261,9 @@
         <w:tblLayout w:type="fixed"/>
       </w:tblPr>
       <w:tblGrid>
-        <w:gridCol w:w="869"/>
-        <w:gridCol w:w="4260"/>
-        <w:gridCol w:w="4230"/>
+        <w:gridCol w:w="1264"/>
+        <w:gridCol w:w="4061"/>
+        <w:gridCol w:w="4033"/>
       </w:tblGrid>
       <w:tr>
         <w:trPr>
@@ -259,7 +271,7 @@
         </w:trPr>
         <w:tc>
           <w:tcPr>
-            <w:tcW w:w="869" w:type="dxa"/>
+            <w:tcW w:w="1264" w:type="dxa"/>
           </w:tcPr>
           <w:p>
             <w:pPr>
@@ -273,7 +285,7 @@
         </w:tc>
         <w:tc>
           <w:tcPr>
-            <w:tcW w:w="4260" w:type="dxa"/>
+            <w:tcW w:w="4061" w:type="dxa"/>
           </w:tcPr>
           <w:p>
             <w:pPr>
@@ -287,7 +299,7 @@
         </w:tc>
         <w:tc>
           <w:tcPr>
-            <w:tcW w:w="4230" w:type="dxa"/>
+            <w:tcW w:w="4033" w:type="dxa"/>
           </w:tcPr>
           <w:p>
             <w:pPr>
@@ -303,7 +315,7 @@
       <w:tr>
         <w:tc>
           <w:tcPr>
-            <w:tcW w:w="869" w:type="dxa"/>
+            <w:tcW w:w="1264" w:type="dxa"/>
           </w:tcPr>
           <w:p>
             <w:pPr>
@@ -317,7 +329,7 @@
         </w:tc>
         <w:tc>
           <w:tcPr>
-            <w:tcW w:w="4260" w:type="dxa"/>
+            <w:tcW w:w="4061" w:type="dxa"/>
           </w:tcPr>
           <w:p>
             <w:pPr>
@@ -331,7 +343,7 @@
         </w:tc>
         <w:tc>
           <w:tcPr>
-            <w:tcW w:w="4230" w:type="dxa"/>
+            <w:tcW w:w="4033" w:type="dxa"/>
           </w:tcPr>
           <w:p>
             <w:pPr>
@@ -347,7 +359,7 @@
       <w:tr>
         <w:tc>
           <w:tcPr>
-            <w:tcW w:w="869" w:type="dxa"/>
+            <w:tcW w:w="1264" w:type="dxa"/>
           </w:tcPr>
           <w:p>
             <w:pPr>
@@ -361,7 +373,7 @@
         </w:tc>
         <w:tc>
           <w:tcPr>
-            <w:tcW w:w="4260" w:type="dxa"/>
+            <w:tcW w:w="4061" w:type="dxa"/>
           </w:tcPr>
           <w:p>
             <w:pPr>
@@ -375,7 +387,7 @@
         </w:tc>
         <w:tc>
           <w:tcPr>
-            <w:tcW w:w="4230" w:type="dxa"/>
+            <w:tcW w:w="4033" w:type="dxa"/>
           </w:tcPr>
           <w:p>
             <w:pPr>
@@ -391,7 +403,7 @@
       <w:tr>
         <w:tc>
           <w:tcPr>
-            <w:tcW w:w="869" w:type="dxa"/>
+            <w:tcW w:w="1264" w:type="dxa"/>
           </w:tcPr>
           <w:p>
             <w:pPr>
@@ -405,7 +417,7 @@
         </w:tc>
         <w:tc>
           <w:tcPr>
-            <w:tcW w:w="4260" w:type="dxa"/>
+            <w:tcW w:w="4061" w:type="dxa"/>
           </w:tcPr>
           <w:p>
             <w:pPr>
@@ -419,7 +431,7 @@
         </w:tc>
         <w:tc>
           <w:tcPr>
-            <w:tcW w:w="4230" w:type="dxa"/>
+            <w:tcW w:w="4033" w:type="dxa"/>
           </w:tcPr>
           <w:p>
             <w:pPr>
@@ -462,8 +474,8 @@
         <w:tblLayout w:type="fixed"/>
       </w:tblPr>
       <w:tblGrid>
-        <w:gridCol w:w="3181"/>
-        <w:gridCol w:w="6178"/>
+        <w:gridCol w:w="2660"/>
+        <w:gridCol w:w="6699"/>
       </w:tblGrid>
       <w:tr>
         <w:trPr>
@@ -471,7 +483,7 @@
         </w:trPr>
         <w:tc>
           <w:tcPr>
-            <w:tcW w:w="3181" w:type="dxa"/>
+            <w:tcW w:w="2660" w:type="dxa"/>
           </w:tcPr>
           <w:p>
             <w:pPr>
@@ -485,7 +497,7 @@
         </w:tc>
         <w:tc>
           <w:tcPr>
-            <w:tcW w:w="6178" w:type="dxa"/>
+            <w:tcW w:w="6699" w:type="dxa"/>
           </w:tcPr>
           <w:p>
             <w:pPr>
@@ -501,7 +513,7 @@
       <w:tr>
         <w:tc>
           <w:tcPr>
-            <w:tcW w:w="3181" w:type="dxa"/>
+            <w:tcW w:w="2660" w:type="dxa"/>
           </w:tcPr>
           <w:p>
             <w:pPr>
@@ -515,7 +527,7 @@
         </w:tc>
         <w:tc>
           <w:tcPr>
-            <w:tcW w:w="6178" w:type="dxa"/>
+            <w:tcW w:w="6699" w:type="dxa"/>
           </w:tcPr>
           <w:p>
             <w:pPr>
@@ -531,7 +543,7 @@
       <w:tr>
         <w:tc>
           <w:tcPr>
-            <w:tcW w:w="3181" w:type="dxa"/>
+            <w:tcW w:w="2660" w:type="dxa"/>
           </w:tcPr>
           <w:p>
             <w:pPr>
@@ -545,7 +557,7 @@
         </w:tc>
         <w:tc>
           <w:tcPr>
-            <w:tcW w:w="6178" w:type="dxa"/>
+            <w:tcW w:w="6699" w:type="dxa"/>
           </w:tcPr>
           <w:p>
             <w:pPr>
@@ -561,7 +573,7 @@
       <w:tr>
         <w:tc>
           <w:tcPr>
-            <w:tcW w:w="3181" w:type="dxa"/>
+            <w:tcW w:w="2660" w:type="dxa"/>
           </w:tcPr>
           <w:p>
             <w:pPr>
@@ -575,7 +587,7 @@
         </w:tc>
         <w:tc>
           <w:tcPr>
-            <w:tcW w:w="6178" w:type="dxa"/>
+            <w:tcW w:w="6699" w:type="dxa"/>
           </w:tcPr>
           <w:p>
             <w:pPr>
@@ -591,7 +603,7 @@
       <w:tr>
         <w:tc>
           <w:tcPr>
-            <w:tcW w:w="3181" w:type="dxa"/>
+            <w:tcW w:w="2660" w:type="dxa"/>
           </w:tcPr>
           <w:p>
             <w:pPr>
@@ -605,7 +617,7 @@
         </w:tc>
         <w:tc>
           <w:tcPr>
-            <w:tcW w:w="6178" w:type="dxa"/>
+            <w:tcW w:w="6699" w:type="dxa"/>
           </w:tcPr>
           <w:p>
             <w:pPr>
@@ -621,7 +633,49 @@
       <w:tr>
         <w:tc>
           <w:tcPr>
-            <w:tcW w:w="3181" w:type="dxa"/>
+            <w:tcW w:w="2660" w:type="dxa"/>
+          </w:tcPr>
+          <w:p>
+            <w:pPr>
+              <w:pStyle w:val="Compact"/>
+              <w:jc w:val="left"/>
+            </w:pPr>
+            <w:r>
+              <w:t xml:space="preserve">Environments</w:t>
+            </w:r>
+          </w:p>
+        </w:tc>
+        <w:tc>
+          <w:tcPr>
+            <w:tcW w:w="6699" w:type="dxa"/>
+          </w:tcPr>
+          <w:p>
+            <w:pPr>
+              <w:pStyle w:val="Compact"/>
+              <w:jc w:val="left"/>
+            </w:pPr>
+            <w:r>
+              <w:t xml:space="preserve">[Build in: test copy or dev; test in: test copy or test; release to: production. Name or path of each, and the account each connection uses in each (</w:t>
+            </w:r>
+            <w:r>
+              <w:rPr>
+                <w:rStyle w:val="VerbatimChar"/>
+              </w:rPr>
+              <w:t xml:space="preserve">docs/primers/sdlc-primer.md</w:t>
+            </w:r>
+            <w:r>
+              <w:t xml:space="preserve"> </w:t>
+            </w:r>
+            <w:r>
+              <w:t xml:space="preserve">4.7)]</w:t>
+            </w:r>
+          </w:p>
+        </w:tc>
+      </w:tr>
+      <w:tr>
+        <w:tc>
+          <w:tcPr>
+            <w:tcW w:w="2660" w:type="dxa"/>
           </w:tcPr>
           <w:p>
             <w:pPr>
@@ -635,7 +689,7 @@
         </w:tc>
         <w:tc>
           <w:tcPr>
-            <w:tcW w:w="6178" w:type="dxa"/>
+            <w:tcW w:w="6699" w:type="dxa"/>
           </w:tcPr>
           <w:p>
             <w:pPr>
@@ -651,7 +705,7 @@
       <w:tr>
         <w:tc>
           <w:tcPr>
-            <w:tcW w:w="3181" w:type="dxa"/>
+            <w:tcW w:w="2660" w:type="dxa"/>
           </w:tcPr>
           <w:p>
             <w:pPr>
@@ -665,7 +719,7 @@
         </w:tc>
         <w:tc>
           <w:tcPr>
-            <w:tcW w:w="6178" w:type="dxa"/>
+            <w:tcW w:w="6699" w:type="dxa"/>
           </w:tcPr>
           <w:p>
             <w:pPr>
@@ -681,7 +735,7 @@
       <w:tr>
         <w:tc>
           <w:tcPr>
-            <w:tcW w:w="3181" w:type="dxa"/>
+            <w:tcW w:w="2660" w:type="dxa"/>
           </w:tcPr>
           <w:p>
             <w:pPr>
@@ -695,7 +749,7 @@
         </w:tc>
         <w:tc>
           <w:tcPr>
-            <w:tcW w:w="6178" w:type="dxa"/>
+            <w:tcW w:w="6699" w:type="dxa"/>
           </w:tcPr>
           <w:p>
             <w:pPr>
@@ -711,7 +765,7 @@
       <w:tr>
         <w:tc>
           <w:tcPr>
-            <w:tcW w:w="3181" w:type="dxa"/>
+            <w:tcW w:w="2660" w:type="dxa"/>
           </w:tcPr>
           <w:p>
             <w:pPr>
@@ -725,7 +779,7 @@
         </w:tc>
         <w:tc>
           <w:tcPr>
-            <w:tcW w:w="6178" w:type="dxa"/>
+            <w:tcW w:w="6699" w:type="dxa"/>
           </w:tcPr>
           <w:p>
             <w:pPr>
@@ -741,7 +795,7 @@
       <w:tr>
         <w:tc>
           <w:tcPr>
-            <w:tcW w:w="3181" w:type="dxa"/>
+            <w:tcW w:w="2660" w:type="dxa"/>
           </w:tcPr>
           <w:p>
             <w:pPr>
@@ -755,7 +809,7 @@
         </w:tc>
         <w:tc>
           <w:tcPr>
-            <w:tcW w:w="6178" w:type="dxa"/>
+            <w:tcW w:w="6699" w:type="dxa"/>
           </w:tcPr>
           <w:p>
             <w:pPr>
@@ -1016,9 +1070,9 @@
         <w:tblLayout w:type="fixed"/>
       </w:tblPr>
       <w:tblGrid>
-        <w:gridCol w:w="1924"/>
-        <w:gridCol w:w="1027"/>
-        <w:gridCol w:w="6408"/>
+        <w:gridCol w:w="1876"/>
+        <w:gridCol w:w="1375"/>
+        <w:gridCol w:w="6108"/>
       </w:tblGrid>
       <w:tr>
         <w:trPr>
@@ -1026,7 +1080,7 @@
         </w:trPr>
         <w:tc>
           <w:tcPr>
-            <w:tcW w:w="1924" w:type="dxa"/>
+            <w:tcW w:w="1876" w:type="dxa"/>
           </w:tcPr>
           <w:p>
             <w:pPr>
@@ -1040,7 +1094,7 @@
         </w:tc>
         <w:tc>
           <w:tcPr>
-            <w:tcW w:w="1027" w:type="dxa"/>
+            <w:tcW w:w="1375" w:type="dxa"/>
           </w:tcPr>
           <w:p>
             <w:pPr>
@@ -1054,7 +1108,7 @@
         </w:tc>
         <w:tc>
           <w:tcPr>
-            <w:tcW w:w="6408" w:type="dxa"/>
+            <w:tcW w:w="6108" w:type="dxa"/>
           </w:tcPr>
           <w:p>
             <w:pPr>
@@ -1070,7 +1124,7 @@
       <w:tr>
         <w:tc>
           <w:tcPr>
-            <w:tcW w:w="1924" w:type="dxa"/>
+            <w:tcW w:w="1876" w:type="dxa"/>
           </w:tcPr>
           <w:p>
             <w:pPr>
@@ -1084,7 +1138,7 @@
         </w:tc>
         <w:tc>
           <w:tcPr>
-            <w:tcW w:w="1027" w:type="dxa"/>
+            <w:tcW w:w="1375" w:type="dxa"/>
           </w:tcPr>
           <w:p>
             <w:pPr>
@@ -1098,7 +1152,7 @@
         </w:tc>
         <w:tc>
           <w:tcPr>
-            <w:tcW w:w="6408" w:type="dxa"/>
+            <w:tcW w:w="6108" w:type="dxa"/>
           </w:tcPr>
           <w:p>
             <w:pPr>
@@ -1114,7 +1168,7 @@
       <w:tr>
         <w:tc>
           <w:tcPr>
-            <w:tcW w:w="1924" w:type="dxa"/>
+            <w:tcW w:w="1876" w:type="dxa"/>
           </w:tcPr>
           <w:p>
             <w:pPr>
@@ -1128,7 +1182,7 @@
         </w:tc>
         <w:tc>
           <w:tcPr>
-            <w:tcW w:w="1027" w:type="dxa"/>
+            <w:tcW w:w="1375" w:type="dxa"/>
           </w:tcPr>
           <w:p>
             <w:pPr>
@@ -1142,7 +1196,7 @@
         </w:tc>
         <w:tc>
           <w:tcPr>
-            <w:tcW w:w="6408" w:type="dxa"/>
+            <w:tcW w:w="6108" w:type="dxa"/>
           </w:tcPr>
           <w:p>
             <w:pPr>
@@ -1158,7 +1212,7 @@
       <w:tr>
         <w:tc>
           <w:tcPr>
-            <w:tcW w:w="1924" w:type="dxa"/>
+            <w:tcW w:w="1876" w:type="dxa"/>
           </w:tcPr>
           <w:p>
             <w:pPr>
@@ -1172,7 +1226,7 @@
         </w:tc>
         <w:tc>
           <w:tcPr>
-            <w:tcW w:w="1027" w:type="dxa"/>
+            <w:tcW w:w="1375" w:type="dxa"/>
           </w:tcPr>
           <w:p>
             <w:pPr>
@@ -1186,7 +1240,7 @@
         </w:tc>
         <w:tc>
           <w:tcPr>
-            <w:tcW w:w="6408" w:type="dxa"/>
+            <w:tcW w:w="6108" w:type="dxa"/>
           </w:tcPr>
           <w:p>
             <w:pPr>
@@ -1202,7 +1256,7 @@
       <w:tr>
         <w:tc>
           <w:tcPr>
-            <w:tcW w:w="1924" w:type="dxa"/>
+            <w:tcW w:w="1876" w:type="dxa"/>
           </w:tcPr>
           <w:p>
             <w:pPr>
@@ -1216,7 +1270,7 @@
         </w:tc>
         <w:tc>
           <w:tcPr>
-            <w:tcW w:w="1027" w:type="dxa"/>
+            <w:tcW w:w="1375" w:type="dxa"/>
           </w:tcPr>
           <w:p>
             <w:pPr>
@@ -1230,7 +1284,7 @@
         </w:tc>
         <w:tc>
           <w:tcPr>
-            <w:tcW w:w="6408" w:type="dxa"/>
+            <w:tcW w:w="6108" w:type="dxa"/>
           </w:tcPr>
           <w:p>
             <w:pPr>
@@ -1246,7 +1300,7 @@
       <w:tr>
         <w:tc>
           <w:tcPr>
-            <w:tcW w:w="1924" w:type="dxa"/>
+            <w:tcW w:w="1876" w:type="dxa"/>
           </w:tcPr>
           <w:p>
             <w:pPr>
@@ -1260,7 +1314,7 @@
         </w:tc>
         <w:tc>
           <w:tcPr>
-            <w:tcW w:w="1027" w:type="dxa"/>
+            <w:tcW w:w="1375" w:type="dxa"/>
           </w:tcPr>
           <w:p>
             <w:pPr>
@@ -1274,7 +1328,7 @@
         </w:tc>
         <w:tc>
           <w:tcPr>
-            <w:tcW w:w="6408" w:type="dxa"/>
+            <w:tcW w:w="6108" w:type="dxa"/>
           </w:tcPr>
           <w:p>
             <w:pPr>
@@ -1290,7 +1344,7 @@
       <w:tr>
         <w:tc>
           <w:tcPr>
-            <w:tcW w:w="1924" w:type="dxa"/>
+            <w:tcW w:w="1876" w:type="dxa"/>
           </w:tcPr>
           <w:p>
             <w:pPr>
@@ -1304,7 +1358,7 @@
         </w:tc>
         <w:tc>
           <w:tcPr>
-            <w:tcW w:w="1027" w:type="dxa"/>
+            <w:tcW w:w="1375" w:type="dxa"/>
           </w:tcPr>
           <w:p>
             <w:pPr>
@@ -1318,7 +1372,7 @@
         </w:tc>
         <w:tc>
           <w:tcPr>
-            <w:tcW w:w="6408" w:type="dxa"/>
+            <w:tcW w:w="6108" w:type="dxa"/>
           </w:tcPr>
           <w:p>
             <w:pPr>
@@ -1334,7 +1388,7 @@
       <w:tr>
         <w:tc>
           <w:tcPr>
-            <w:tcW w:w="1924" w:type="dxa"/>
+            <w:tcW w:w="1876" w:type="dxa"/>
           </w:tcPr>
           <w:p>
             <w:pPr>
@@ -1348,7 +1402,7 @@
         </w:tc>
         <w:tc>
           <w:tcPr>
-            <w:tcW w:w="1027" w:type="dxa"/>
+            <w:tcW w:w="1375" w:type="dxa"/>
           </w:tcPr>
           <w:p>
             <w:pPr>
@@ -1362,7 +1416,7 @@
         </w:tc>
         <w:tc>
           <w:tcPr>
-            <w:tcW w:w="6408" w:type="dxa"/>
+            <w:tcW w:w="6108" w:type="dxa"/>
           </w:tcPr>
           <w:p>
             <w:pPr>
@@ -1378,7 +1432,7 @@
       <w:tr>
         <w:tc>
           <w:tcPr>
-            <w:tcW w:w="1924" w:type="dxa"/>
+            <w:tcW w:w="1876" w:type="dxa"/>
           </w:tcPr>
           <w:p>
             <w:pPr>
@@ -1392,7 +1446,7 @@
         </w:tc>
         <w:tc>
           <w:tcPr>
-            <w:tcW w:w="1027" w:type="dxa"/>
+            <w:tcW w:w="1375" w:type="dxa"/>
           </w:tcPr>
           <w:p>
             <w:pPr>
@@ -1406,7 +1460,7 @@
         </w:tc>
         <w:tc>
           <w:tcPr>
-            <w:tcW w:w="6408" w:type="dxa"/>
+            <w:tcW w:w="6108" w:type="dxa"/>
           </w:tcPr>
           <w:p>
             <w:pPr>
@@ -1422,7 +1476,7 @@
       <w:tr>
         <w:tc>
           <w:tcPr>
-            <w:tcW w:w="1924" w:type="dxa"/>
+            <w:tcW w:w="1876" w:type="dxa"/>
           </w:tcPr>
           <w:p>
             <w:pPr>
@@ -1436,7 +1490,7 @@
         </w:tc>
         <w:tc>
           <w:tcPr>
-            <w:tcW w:w="1027" w:type="dxa"/>
+            <w:tcW w:w="1375" w:type="dxa"/>
           </w:tcPr>
           <w:p>
             <w:pPr>
@@ -1450,7 +1504,7 @@
         </w:tc>
         <w:tc>
           <w:tcPr>
-            <w:tcW w:w="6408" w:type="dxa"/>
+            <w:tcW w:w="6108" w:type="dxa"/>
           </w:tcPr>
           <w:p>
             <w:pPr>
@@ -1662,8 +1716,8 @@
         <w:tblLayout w:type="fixed"/>
       </w:tblPr>
       <w:tblGrid>
-        <w:gridCol w:w="1292"/>
-        <w:gridCol w:w="8067"/>
+        <w:gridCol w:w="1317"/>
+        <w:gridCol w:w="8042"/>
       </w:tblGrid>
       <w:tr>
         <w:trPr>
@@ -1671,7 +1725,7 @@
         </w:trPr>
         <w:tc>
           <w:tcPr>
-            <w:tcW w:w="1292" w:type="dxa"/>
+            <w:tcW w:w="1317" w:type="dxa"/>
           </w:tcPr>
           <w:p>
             <w:pPr>
@@ -1685,7 +1739,7 @@
         </w:tc>
         <w:tc>
           <w:tcPr>
-            <w:tcW w:w="8067" w:type="dxa"/>
+            <w:tcW w:w="8042" w:type="dxa"/>
           </w:tcPr>
           <w:p>
             <w:pPr>
@@ -1701,7 +1755,7 @@
       <w:tr>
         <w:tc>
           <w:tcPr>
-            <w:tcW w:w="1292" w:type="dxa"/>
+            <w:tcW w:w="1317" w:type="dxa"/>
           </w:tcPr>
           <w:p>
             <w:pPr>
@@ -1715,7 +1769,7 @@
         </w:tc>
         <w:tc>
           <w:tcPr>
-            <w:tcW w:w="8067" w:type="dxa"/>
+            <w:tcW w:w="8042" w:type="dxa"/>
           </w:tcPr>
           <w:p>
             <w:pPr>
@@ -1731,7 +1785,7 @@
       <w:tr>
         <w:tc>
           <w:tcPr>
-            <w:tcW w:w="1292" w:type="dxa"/>
+            <w:tcW w:w="1317" w:type="dxa"/>
           </w:tcPr>
           <w:p>
             <w:pPr>
@@ -1745,7 +1799,7 @@
         </w:tc>
         <w:tc>
           <w:tcPr>
-            <w:tcW w:w="8067" w:type="dxa"/>
+            <w:tcW w:w="8042" w:type="dxa"/>
           </w:tcPr>
           <w:p>
             <w:pPr>
@@ -1761,7 +1815,7 @@
       <w:tr>
         <w:tc>
           <w:tcPr>
-            <w:tcW w:w="1292" w:type="dxa"/>
+            <w:tcW w:w="1317" w:type="dxa"/>
           </w:tcPr>
           <w:p>
             <w:pPr>
@@ -1775,7 +1829,7 @@
         </w:tc>
         <w:tc>
           <w:tcPr>
-            <w:tcW w:w="8067" w:type="dxa"/>
+            <w:tcW w:w="8042" w:type="dxa"/>
           </w:tcPr>
           <w:p>
             <w:pPr>
@@ -1808,12 +1862,12 @@
         <w:tblLayout w:type="fixed"/>
       </w:tblPr>
       <w:tblGrid>
-        <w:gridCol w:w="859"/>
-        <w:gridCol w:w="3084"/>
-        <w:gridCol w:w="1681"/>
-        <w:gridCol w:w="1939"/>
-        <w:gridCol w:w="935"/>
-        <w:gridCol w:w="859"/>
+        <w:gridCol w:w="900"/>
+        <w:gridCol w:w="2992"/>
+        <w:gridCol w:w="1630"/>
+        <w:gridCol w:w="1881"/>
+        <w:gridCol w:w="1035"/>
+        <w:gridCol w:w="920"/>
       </w:tblGrid>
       <w:tr>
         <w:trPr>
@@ -1821,7 +1875,7 @@
         </w:trPr>
         <w:tc>
           <w:tcPr>
-            <w:tcW w:w="859" w:type="dxa"/>
+            <w:tcW w:w="900" w:type="dxa"/>
           </w:tcPr>
           <w:p>
             <w:pPr>
@@ -1835,7 +1889,7 @@
         </w:tc>
         <w:tc>
           <w:tcPr>
-            <w:tcW w:w="3084" w:type="dxa"/>
+            <w:tcW w:w="2992" w:type="dxa"/>
           </w:tcPr>
           <w:p>
             <w:pPr>
@@ -1849,7 +1903,7 @@
         </w:tc>
         <w:tc>
           <w:tcPr>
-            <w:tcW w:w="1681" w:type="dxa"/>
+            <w:tcW w:w="1630" w:type="dxa"/>
           </w:tcPr>
           <w:p>
             <w:pPr>
@@ -1863,7 +1917,7 @@
         </w:tc>
         <w:tc>
           <w:tcPr>
-            <w:tcW w:w="1939" w:type="dxa"/>
+            <w:tcW w:w="1881" w:type="dxa"/>
           </w:tcPr>
           <w:p>
             <w:pPr>
@@ -1877,7 +1931,7 @@
         </w:tc>
         <w:tc>
           <w:tcPr>
-            <w:tcW w:w="935" w:type="dxa"/>
+            <w:tcW w:w="1035" w:type="dxa"/>
           </w:tcPr>
           <w:p>
             <w:pPr>
@@ -1891,7 +1945,7 @@
         </w:tc>
         <w:tc>
           <w:tcPr>
-            <w:tcW w:w="859" w:type="dxa"/>
+            <w:tcW w:w="920" w:type="dxa"/>
           </w:tcPr>
           <w:p>
             <w:pPr>
@@ -1907,7 +1961,7 @@
       <w:tr>
         <w:tc>
           <w:tcPr>
-            <w:tcW w:w="859" w:type="dxa"/>
+            <w:tcW w:w="900" w:type="dxa"/>
           </w:tcPr>
           <w:p>
             <w:pPr>
@@ -1921,7 +1975,7 @@
         </w:tc>
         <w:tc>
           <w:tcPr>
-            <w:tcW w:w="3084" w:type="dxa"/>
+            <w:tcW w:w="2992" w:type="dxa"/>
           </w:tcPr>
           <w:p>
             <w:pPr>
@@ -1935,7 +1989,7 @@
         </w:tc>
         <w:tc>
           <w:tcPr>
-            <w:tcW w:w="1681" w:type="dxa"/>
+            <w:tcW w:w="1630" w:type="dxa"/>
           </w:tcPr>
           <w:p>
             <w:pPr>
@@ -1949,7 +2003,7 @@
         </w:tc>
         <w:tc>
           <w:tcPr>
-            <w:tcW w:w="1939" w:type="dxa"/>
+            <w:tcW w:w="1881" w:type="dxa"/>
           </w:tcPr>
           <w:p>
             <w:pPr>
@@ -1963,7 +2017,7 @@
         </w:tc>
         <w:tc>
           <w:tcPr>
-            <w:tcW w:w="935" w:type="dxa"/>
+            <w:tcW w:w="1035" w:type="dxa"/>
           </w:tcPr>
           <w:p>
             <w:pPr>
@@ -1977,7 +2031,7 @@
         </w:tc>
         <w:tc>
           <w:tcPr>
-            <w:tcW w:w="859" w:type="dxa"/>
+            <w:tcW w:w="920" w:type="dxa"/>
           </w:tcPr>
           <w:p>
             <w:pPr>
@@ -1993,7 +2047,7 @@
       <w:tr>
         <w:tc>
           <w:tcPr>
-            <w:tcW w:w="859" w:type="dxa"/>
+            <w:tcW w:w="900" w:type="dxa"/>
           </w:tcPr>
           <w:p>
             <w:pPr>
@@ -2007,7 +2061,7 @@
         </w:tc>
         <w:tc>
           <w:tcPr>
-            <w:tcW w:w="3084" w:type="dxa"/>
+            <w:tcW w:w="2992" w:type="dxa"/>
           </w:tcPr>
           <w:p>
             <w:pPr>
@@ -2021,7 +2075,7 @@
         </w:tc>
         <w:tc>
           <w:tcPr>
-            <w:tcW w:w="1681" w:type="dxa"/>
+            <w:tcW w:w="1630" w:type="dxa"/>
           </w:tcPr>
           <w:p>
             <w:pPr>
@@ -2035,7 +2089,7 @@
         </w:tc>
         <w:tc>
           <w:tcPr>
-            <w:tcW w:w="1939" w:type="dxa"/>
+            <w:tcW w:w="1881" w:type="dxa"/>
           </w:tcPr>
           <w:p>
             <w:pPr>
@@ -2049,7 +2103,7 @@
         </w:tc>
         <w:tc>
           <w:tcPr>
-            <w:tcW w:w="935" w:type="dxa"/>
+            <w:tcW w:w="1035" w:type="dxa"/>
           </w:tcPr>
           <w:p>
             <w:pPr>
@@ -2063,7 +2117,7 @@
         </w:tc>
         <w:tc>
           <w:tcPr>
-            <w:tcW w:w="859" w:type="dxa"/>
+            <w:tcW w:w="920" w:type="dxa"/>
           </w:tcPr>
           <w:p>
             <w:pPr>
@@ -2079,7 +2133,7 @@
       <w:tr>
         <w:tc>
           <w:tcPr>
-            <w:tcW w:w="859" w:type="dxa"/>
+            <w:tcW w:w="900" w:type="dxa"/>
           </w:tcPr>
           <w:p>
             <w:pPr>
@@ -2093,7 +2147,7 @@
         </w:tc>
         <w:tc>
           <w:tcPr>
-            <w:tcW w:w="3084" w:type="dxa"/>
+            <w:tcW w:w="2992" w:type="dxa"/>
           </w:tcPr>
           <w:p>
             <w:pPr>
@@ -2107,7 +2161,7 @@
         </w:tc>
         <w:tc>
           <w:tcPr>
-            <w:tcW w:w="1681" w:type="dxa"/>
+            <w:tcW w:w="1630" w:type="dxa"/>
           </w:tcPr>
           <w:p>
             <w:pPr>
@@ -2121,7 +2175,7 @@
         </w:tc>
         <w:tc>
           <w:tcPr>
-            <w:tcW w:w="1939" w:type="dxa"/>
+            <w:tcW w:w="1881" w:type="dxa"/>
           </w:tcPr>
           <w:p>
             <w:pPr>
@@ -2135,7 +2189,7 @@
         </w:tc>
         <w:tc>
           <w:tcPr>
-            <w:tcW w:w="935" w:type="dxa"/>
+            <w:tcW w:w="1035" w:type="dxa"/>
           </w:tcPr>
           <w:p>
             <w:pPr>
@@ -2149,7 +2203,7 @@
         </w:tc>
         <w:tc>
           <w:tcPr>
-            <w:tcW w:w="859" w:type="dxa"/>
+            <w:tcW w:w="920" w:type="dxa"/>
           </w:tcPr>
           <w:p>
             <w:pPr>
@@ -2168,7 +2222,7 @@
         <w:pStyle w:val="BodyText"/>
       </w:pPr>
       <w:r>
-        <w:t xml:space="preserve">Attach output files, diffs and screenshots to the Jira issue.</w:t>
+        <w:t xml:space="preserve">Name the environment each test ran in (for example the test copy). Attach output files, diffs and screenshots to the Jira issue.</w:t>
       </w:r>
     </w:p>
     <w:bookmarkEnd w:id="27"/>
@@ -2796,11 +2850,11 @@
         <w:tblLayout w:type="fixed"/>
       </w:tblPr>
       <w:tblGrid>
-        <w:gridCol w:w="1113"/>
-        <w:gridCol w:w="5126"/>
-        <w:gridCol w:w="894"/>
-        <w:gridCol w:w="1113"/>
-        <w:gridCol w:w="1113"/>
+        <w:gridCol w:w="1112"/>
+        <w:gridCol w:w="5122"/>
+        <w:gridCol w:w="900"/>
+        <w:gridCol w:w="1112"/>
+        <w:gridCol w:w="1112"/>
       </w:tblGrid>
       <w:tr>
         <w:trPr>
@@ -2808,7 +2862,7 @@
         </w:trPr>
         <w:tc>
           <w:tcPr>
-            <w:tcW w:w="1113" w:type="dxa"/>
+            <w:tcW w:w="1112" w:type="dxa"/>
           </w:tcPr>
           <w:p>
             <w:pPr>
@@ -2822,7 +2876,7 @@
         </w:tc>
         <w:tc>
           <w:tcPr>
-            <w:tcW w:w="5126" w:type="dxa"/>
+            <w:tcW w:w="5122" w:type="dxa"/>
           </w:tcPr>
           <w:p>
             <w:pPr>
@@ -2836,7 +2890,7 @@
         </w:tc>
         <w:tc>
           <w:tcPr>
-            <w:tcW w:w="894" w:type="dxa"/>
+            <w:tcW w:w="900" w:type="dxa"/>
           </w:tcPr>
           <w:p>
             <w:pPr>
@@ -2850,7 +2904,7 @@
         </w:tc>
         <w:tc>
           <w:tcPr>
-            <w:tcW w:w="1113" w:type="dxa"/>
+            <w:tcW w:w="1112" w:type="dxa"/>
           </w:tcPr>
           <w:p>
             <w:pPr>
@@ -2864,7 +2918,7 @@
         </w:tc>
         <w:tc>
           <w:tcPr>
-            <w:tcW w:w="1113" w:type="dxa"/>
+            <w:tcW w:w="1112" w:type="dxa"/>
           </w:tcPr>
           <w:p>
             <w:pPr>
@@ -2880,7 +2934,7 @@
       <w:tr>
         <w:tc>
           <w:tcPr>
-            <w:tcW w:w="1113" w:type="dxa"/>
+            <w:tcW w:w="1112" w:type="dxa"/>
           </w:tcPr>
           <w:p>
             <w:pPr>
@@ -2894,7 +2948,7 @@
         </w:tc>
         <w:tc>
           <w:tcPr>
-            <w:tcW w:w="5126" w:type="dxa"/>
+            <w:tcW w:w="5122" w:type="dxa"/>
           </w:tcPr>
           <w:p>
             <w:pPr>
@@ -2908,7 +2962,7 @@
         </w:tc>
         <w:tc>
           <w:tcPr>
-            <w:tcW w:w="894" w:type="dxa"/>
+            <w:tcW w:w="900" w:type="dxa"/>
           </w:tcPr>
           <w:p>
             <w:pPr>
@@ -2922,7 +2976,7 @@
         </w:tc>
         <w:tc>
           <w:tcPr>
-            <w:tcW w:w="1113" w:type="dxa"/>
+            <w:tcW w:w="1112" w:type="dxa"/>
           </w:tcPr>
           <w:p>
             <w:pPr>
@@ -2936,7 +2990,7 @@
         </w:tc>
         <w:tc>
           <w:tcPr>
-            <w:tcW w:w="1113" w:type="dxa"/>
+            <w:tcW w:w="1112" w:type="dxa"/>
           </w:tcPr>
           <w:p>
             <w:pPr>
@@ -2952,7 +3006,7 @@
       <w:tr>
         <w:tc>
           <w:tcPr>
-            <w:tcW w:w="1113" w:type="dxa"/>
+            <w:tcW w:w="1112" w:type="dxa"/>
           </w:tcPr>
           <w:p>
             <w:pPr>
@@ -2966,7 +3020,7 @@
         </w:tc>
         <w:tc>
           <w:tcPr>
-            <w:tcW w:w="5126" w:type="dxa"/>
+            <w:tcW w:w="5122" w:type="dxa"/>
           </w:tcPr>
           <w:p>
             <w:pPr>
@@ -2980,7 +3034,7 @@
         </w:tc>
         <w:tc>
           <w:tcPr>
-            <w:tcW w:w="894" w:type="dxa"/>
+            <w:tcW w:w="900" w:type="dxa"/>
           </w:tcPr>
           <w:p>
             <w:pPr>
@@ -2994,7 +3048,7 @@
         </w:tc>
         <w:tc>
           <w:tcPr>
-            <w:tcW w:w="1113" w:type="dxa"/>
+            <w:tcW w:w="1112" w:type="dxa"/>
           </w:tcPr>
           <w:p>
             <w:pPr>
@@ -3008,7 +3062,7 @@
         </w:tc>
         <w:tc>
           <w:tcPr>
-            <w:tcW w:w="1113" w:type="dxa"/>
+            <w:tcW w:w="1112" w:type="dxa"/>
           </w:tcPr>
           <w:p>
             <w:pPr>
@@ -3024,7 +3078,7 @@
       <w:tr>
         <w:tc>
           <w:tcPr>
-            <w:tcW w:w="1113" w:type="dxa"/>
+            <w:tcW w:w="1112" w:type="dxa"/>
           </w:tcPr>
           <w:p>
             <w:pPr>
@@ -3038,7 +3092,7 @@
         </w:tc>
         <w:tc>
           <w:tcPr>
-            <w:tcW w:w="5126" w:type="dxa"/>
+            <w:tcW w:w="5122" w:type="dxa"/>
           </w:tcPr>
           <w:p>
             <w:pPr>
@@ -3052,7 +3106,7 @@
         </w:tc>
         <w:tc>
           <w:tcPr>
-            <w:tcW w:w="894" w:type="dxa"/>
+            <w:tcW w:w="900" w:type="dxa"/>
           </w:tcPr>
           <w:p>
             <w:pPr>
@@ -3066,7 +3120,7 @@
         </w:tc>
         <w:tc>
           <w:tcPr>
-            <w:tcW w:w="1113" w:type="dxa"/>
+            <w:tcW w:w="1112" w:type="dxa"/>
           </w:tcPr>
           <w:p>
             <w:pPr>
@@ -3080,7 +3134,7 @@
         </w:tc>
         <w:tc>
           <w:tcPr>
-            <w:tcW w:w="1113" w:type="dxa"/>
+            <w:tcW w:w="1112" w:type="dxa"/>
           </w:tcPr>
           <w:p>
             <w:pPr>
@@ -3113,11 +3167,11 @@
         <w:tblLayout w:type="fixed"/>
       </w:tblPr>
       <w:tblGrid>
-        <w:gridCol w:w="1796"/>
-        <w:gridCol w:w="808"/>
-        <w:gridCol w:w="4090"/>
-        <w:gridCol w:w="1856"/>
-        <w:gridCol w:w="808"/>
+        <w:gridCol w:w="1754"/>
+        <w:gridCol w:w="900"/>
+        <w:gridCol w:w="3993"/>
+        <w:gridCol w:w="1812"/>
+        <w:gridCol w:w="900"/>
       </w:tblGrid>
       <w:tr>
         <w:trPr>
@@ -3125,7 +3179,7 @@
         </w:trPr>
         <w:tc>
           <w:tcPr>
-            <w:tcW w:w="1796" w:type="dxa"/>
+            <w:tcW w:w="1754" w:type="dxa"/>
           </w:tcPr>
           <w:p>
             <w:pPr>
@@ -3139,7 +3193,7 @@
         </w:tc>
         <w:tc>
           <w:tcPr>
-            <w:tcW w:w="808" w:type="dxa"/>
+            <w:tcW w:w="900" w:type="dxa"/>
           </w:tcPr>
           <w:p>
             <w:pPr>
@@ -3153,7 +3207,7 @@
         </w:tc>
         <w:tc>
           <w:tcPr>
-            <w:tcW w:w="4090" w:type="dxa"/>
+            <w:tcW w:w="3993" w:type="dxa"/>
           </w:tcPr>
           <w:p>
             <w:pPr>
@@ -3167,7 +3221,7 @@
         </w:tc>
         <w:tc>
           <w:tcPr>
-            <w:tcW w:w="1856" w:type="dxa"/>
+            <w:tcW w:w="1812" w:type="dxa"/>
           </w:tcPr>
           <w:p>
             <w:pPr>
@@ -3181,7 +3235,7 @@
         </w:tc>
         <w:tc>
           <w:tcPr>
-            <w:tcW w:w="808" w:type="dxa"/>
+            <w:tcW w:w="900" w:type="dxa"/>
           </w:tcPr>
           <w:p>
             <w:pPr>
@@ -3197,7 +3251,7 @@
       <w:tr>
         <w:tc>
           <w:tcPr>
-            <w:tcW w:w="1796" w:type="dxa"/>
+            <w:tcW w:w="1754" w:type="dxa"/>
           </w:tcPr>
           <w:p>
             <w:pPr>
@@ -3211,7 +3265,7 @@
         </w:tc>
         <w:tc>
           <w:tcPr>
-            <w:tcW w:w="808" w:type="dxa"/>
+            <w:tcW w:w="900" w:type="dxa"/>
           </w:tcPr>
           <w:p>
             <w:pPr>
@@ -3225,7 +3279,7 @@
         </w:tc>
         <w:tc>
           <w:tcPr>
-            <w:tcW w:w="4090" w:type="dxa"/>
+            <w:tcW w:w="3993" w:type="dxa"/>
           </w:tcPr>
           <w:p>
             <w:pPr>
@@ -3239,7 +3293,7 @@
         </w:tc>
         <w:tc>
           <w:tcPr>
-            <w:tcW w:w="1856" w:type="dxa"/>
+            <w:tcW w:w="1812" w:type="dxa"/>
           </w:tcPr>
           <w:p>
             <w:pPr>
@@ -3253,7 +3307,7 @@
         </w:tc>
         <w:tc>
           <w:tcPr>
-            <w:tcW w:w="808" w:type="dxa"/>
+            <w:tcW w:w="900" w:type="dxa"/>
           </w:tcPr>
           <w:p>
             <w:pPr>
@@ -3269,7 +3323,7 @@
       <w:tr>
         <w:tc>
           <w:tcPr>
-            <w:tcW w:w="1796" w:type="dxa"/>
+            <w:tcW w:w="1754" w:type="dxa"/>
           </w:tcPr>
           <w:p>
             <w:pPr>
@@ -3283,7 +3337,7 @@
         </w:tc>
         <w:tc>
           <w:tcPr>
-            <w:tcW w:w="808" w:type="dxa"/>
+            <w:tcW w:w="900" w:type="dxa"/>
           </w:tcPr>
           <w:p>
             <w:pPr>
@@ -3297,7 +3351,7 @@
         </w:tc>
         <w:tc>
           <w:tcPr>
-            <w:tcW w:w="4090" w:type="dxa"/>
+            <w:tcW w:w="3993" w:type="dxa"/>
           </w:tcPr>
           <w:p>
             <w:pPr>
@@ -3311,7 +3365,7 @@
         </w:tc>
         <w:tc>
           <w:tcPr>
-            <w:tcW w:w="1856" w:type="dxa"/>
+            <w:tcW w:w="1812" w:type="dxa"/>
           </w:tcPr>
           <w:p>
             <w:pPr>
@@ -3325,7 +3379,7 @@
         </w:tc>
         <w:tc>
           <w:tcPr>
-            <w:tcW w:w="808" w:type="dxa"/>
+            <w:tcW w:w="900" w:type="dxa"/>
           </w:tcPr>
           <w:p>
             <w:pPr>
@@ -3341,7 +3395,7 @@
       <w:tr>
         <w:tc>
           <w:tcPr>
-            <w:tcW w:w="1796" w:type="dxa"/>
+            <w:tcW w:w="1754" w:type="dxa"/>
           </w:tcPr>
           <w:p>
             <w:pPr>
@@ -3355,7 +3409,7 @@
         </w:tc>
         <w:tc>
           <w:tcPr>
-            <w:tcW w:w="808" w:type="dxa"/>
+            <w:tcW w:w="900" w:type="dxa"/>
           </w:tcPr>
           <w:p>
             <w:pPr>
@@ -3369,7 +3423,7 @@
         </w:tc>
         <w:tc>
           <w:tcPr>
-            <w:tcW w:w="4090" w:type="dxa"/>
+            <w:tcW w:w="3993" w:type="dxa"/>
           </w:tcPr>
           <w:p>
             <w:pPr>
@@ -3383,7 +3437,7 @@
         </w:tc>
         <w:tc>
           <w:tcPr>
-            <w:tcW w:w="1856" w:type="dxa"/>
+            <w:tcW w:w="1812" w:type="dxa"/>
           </w:tcPr>
           <w:p>
             <w:pPr>
@@ -3397,7 +3451,7 @@
         </w:tc>
         <w:tc>
           <w:tcPr>
-            <w:tcW w:w="808" w:type="dxa"/>
+            <w:tcW w:w="900" w:type="dxa"/>
           </w:tcPr>
           <w:p>
             <w:pPr>
@@ -3413,7 +3467,7 @@
       <w:tr>
         <w:tc>
           <w:tcPr>
-            <w:tcW w:w="1796" w:type="dxa"/>
+            <w:tcW w:w="1754" w:type="dxa"/>
           </w:tcPr>
           <w:p>
             <w:pPr>
@@ -3427,7 +3481,7 @@
         </w:tc>
         <w:tc>
           <w:tcPr>
-            <w:tcW w:w="808" w:type="dxa"/>
+            <w:tcW w:w="900" w:type="dxa"/>
           </w:tcPr>
           <w:p>
             <w:pPr>
@@ -3441,7 +3495,7 @@
         </w:tc>
         <w:tc>
           <w:tcPr>
-            <w:tcW w:w="4090" w:type="dxa"/>
+            <w:tcW w:w="3993" w:type="dxa"/>
           </w:tcPr>
           <w:p>
             <w:pPr>
@@ -3455,7 +3509,7 @@
         </w:tc>
         <w:tc>
           <w:tcPr>
-            <w:tcW w:w="1856" w:type="dxa"/>
+            <w:tcW w:w="1812" w:type="dxa"/>
           </w:tcPr>
           <w:p>
             <w:pPr>
@@ -3469,7 +3523,7 @@
         </w:tc>
         <w:tc>
           <w:tcPr>
-            <w:tcW w:w="808" w:type="dxa"/>
+            <w:tcW w:w="900" w:type="dxa"/>
           </w:tcPr>
           <w:p>
             <w:pPr>
@@ -3840,8 +3894,8 @@
         <w:tblLayout w:type="fixed"/>
       </w:tblPr>
       <w:tblGrid>
-        <w:gridCol w:w="2184"/>
-        <w:gridCol w:w="7175"/>
+        <w:gridCol w:w="2085"/>
+        <w:gridCol w:w="7274"/>
       </w:tblGrid>
       <w:tr>
         <w:trPr>
@@ -3849,7 +3903,7 @@
         </w:trPr>
         <w:tc>
           <w:tcPr>
-            <w:tcW w:w="2184" w:type="dxa"/>
+            <w:tcW w:w="2085" w:type="dxa"/>
           </w:tcPr>
           <w:p>
             <w:pPr>
@@ -3863,7 +3917,7 @@
         </w:tc>
         <w:tc>
           <w:tcPr>
-            <w:tcW w:w="7175" w:type="dxa"/>
+            <w:tcW w:w="7274" w:type="dxa"/>
           </w:tcPr>
           <w:p>
             <w:pPr>
@@ -3879,7 +3933,7 @@
       <w:tr>
         <w:tc>
           <w:tcPr>
-            <w:tcW w:w="2184" w:type="dxa"/>
+            <w:tcW w:w="2085" w:type="dxa"/>
           </w:tcPr>
           <w:p>
             <w:pPr>
@@ -3893,7 +3947,7 @@
         </w:tc>
         <w:tc>
           <w:tcPr>
-            <w:tcW w:w="7175" w:type="dxa"/>
+            <w:tcW w:w="7274" w:type="dxa"/>
           </w:tcPr>
           <w:p>
             <w:pPr>
@@ -3909,7 +3963,7 @@
       <w:tr>
         <w:tc>
           <w:tcPr>
-            <w:tcW w:w="2184" w:type="dxa"/>
+            <w:tcW w:w="2085" w:type="dxa"/>
           </w:tcPr>
           <w:p>
             <w:pPr>
@@ -3923,7 +3977,7 @@
         </w:tc>
         <w:tc>
           <w:tcPr>
-            <w:tcW w:w="7175" w:type="dxa"/>
+            <w:tcW w:w="7274" w:type="dxa"/>
           </w:tcPr>
           <w:p>
             <w:pPr>
@@ -3939,7 +3993,7 @@
       <w:tr>
         <w:tc>
           <w:tcPr>
-            <w:tcW w:w="2184" w:type="dxa"/>
+            <w:tcW w:w="2085" w:type="dxa"/>
           </w:tcPr>
           <w:p>
             <w:pPr>
@@ -3953,7 +4007,7 @@
         </w:tc>
         <w:tc>
           <w:tcPr>
-            <w:tcW w:w="7175" w:type="dxa"/>
+            <w:tcW w:w="7274" w:type="dxa"/>
           </w:tcPr>
           <w:p>
             <w:pPr>
@@ -3969,7 +4023,37 @@
       <w:tr>
         <w:tc>
           <w:tcPr>
-            <w:tcW w:w="2184" w:type="dxa"/>
+            <w:tcW w:w="2085" w:type="dxa"/>
+          </w:tcPr>
+          <w:p>
+            <w:pPr>
+              <w:pStyle w:val="Compact"/>
+              <w:jc w:val="left"/>
+            </w:pPr>
+            <w:r>
+              <w:t xml:space="preserve">Environments</w:t>
+            </w:r>
+          </w:p>
+        </w:tc>
+        <w:tc>
+          <w:tcPr>
+            <w:tcW w:w="7274" w:type="dxa"/>
+          </w:tcPr>
+          <w:p>
+            <w:pPr>
+              <w:pStyle w:val="Compact"/>
+              <w:jc w:val="left"/>
+            </w:pPr>
+            <w:r>
+              <w:t xml:space="preserve">Build and test: a branch in [COMPANY: code repository] run on a test copy (last production input, output to a test folder), plus a broker test file (T4). Release: production, by deploying release tag v1.5</w:t>
+            </w:r>
+          </w:p>
+        </w:tc>
+      </w:tr>
+      <w:tr>
+        <w:tc>
+          <w:tcPr>
+            <w:tcW w:w="2085" w:type="dxa"/>
           </w:tcPr>
           <w:p>
             <w:pPr>
@@ -3983,7 +4067,7 @@
         </w:tc>
         <w:tc>
           <w:tcPr>
-            <w:tcW w:w="7175" w:type="dxa"/>
+            <w:tcW w:w="7274" w:type="dxa"/>
           </w:tcPr>
           <w:p>
             <w:pPr>
@@ -3999,7 +4083,7 @@
       <w:tr>
         <w:tc>
           <w:tcPr>
-            <w:tcW w:w="2184" w:type="dxa"/>
+            <w:tcW w:w="2085" w:type="dxa"/>
           </w:tcPr>
           <w:p>
             <w:pPr>
@@ -4013,7 +4097,7 @@
         </w:tc>
         <w:tc>
           <w:tcPr>
-            <w:tcW w:w="7175" w:type="dxa"/>
+            <w:tcW w:w="7274" w:type="dxa"/>
           </w:tcPr>
           <w:p>
             <w:pPr>
@@ -4102,9 +4186,9 @@
         <w:tblLayout w:type="fixed"/>
       </w:tblPr>
       <w:tblGrid>
-        <w:gridCol w:w="1354"/>
-        <w:gridCol w:w="1682"/>
-        <w:gridCol w:w="6323"/>
+        <w:gridCol w:w="1827"/>
+        <w:gridCol w:w="1583"/>
+        <w:gridCol w:w="5949"/>
       </w:tblGrid>
       <w:tr>
         <w:trPr>
@@ -4112,7 +4196,7 @@
         </w:trPr>
         <w:tc>
           <w:tcPr>
-            <w:tcW w:w="1354" w:type="dxa"/>
+            <w:tcW w:w="1827" w:type="dxa"/>
           </w:tcPr>
           <w:p>
             <w:pPr>
@@ -4126,7 +4210,7 @@
         </w:tc>
         <w:tc>
           <w:tcPr>
-            <w:tcW w:w="1682" w:type="dxa"/>
+            <w:tcW w:w="1583" w:type="dxa"/>
           </w:tcPr>
           <w:p>
             <w:pPr>
@@ -4140,7 +4224,7 @@
         </w:tc>
         <w:tc>
           <w:tcPr>
-            <w:tcW w:w="6323" w:type="dxa"/>
+            <w:tcW w:w="5949" w:type="dxa"/>
           </w:tcPr>
           <w:p>
             <w:pPr>
@@ -4156,7 +4240,7 @@
       <w:tr>
         <w:tc>
           <w:tcPr>
-            <w:tcW w:w="1354" w:type="dxa"/>
+            <w:tcW w:w="1827" w:type="dxa"/>
           </w:tcPr>
           <w:p>
             <w:pPr>
@@ -4170,7 +4254,7 @@
         </w:tc>
         <w:tc>
           <w:tcPr>
-            <w:tcW w:w="1682" w:type="dxa"/>
+            <w:tcW w:w="1583" w:type="dxa"/>
           </w:tcPr>
           <w:p>
             <w:pPr>
@@ -4184,7 +4268,7 @@
         </w:tc>
         <w:tc>
           <w:tcPr>
-            <w:tcW w:w="6323" w:type="dxa"/>
+            <w:tcW w:w="5949" w:type="dxa"/>
           </w:tcPr>
           <w:p>
             <w:pPr>
@@ -4200,7 +4284,7 @@
       <w:tr>
         <w:tc>
           <w:tcPr>
-            <w:tcW w:w="1354" w:type="dxa"/>
+            <w:tcW w:w="1827" w:type="dxa"/>
           </w:tcPr>
           <w:p>
             <w:pPr>
@@ -4214,7 +4298,7 @@
         </w:tc>
         <w:tc>
           <w:tcPr>
-            <w:tcW w:w="1682" w:type="dxa"/>
+            <w:tcW w:w="1583" w:type="dxa"/>
           </w:tcPr>
           <w:p>
             <w:pPr>
@@ -4228,7 +4312,7 @@
         </w:tc>
         <w:tc>
           <w:tcPr>
-            <w:tcW w:w="6323" w:type="dxa"/>
+            <w:tcW w:w="5949" w:type="dxa"/>
           </w:tcPr>
           <w:p>
             <w:pPr>
@@ -4244,7 +4328,7 @@
       <w:tr>
         <w:tc>
           <w:tcPr>
-            <w:tcW w:w="1354" w:type="dxa"/>
+            <w:tcW w:w="1827" w:type="dxa"/>
           </w:tcPr>
           <w:p>
             <w:pPr>
@@ -4258,7 +4342,7 @@
         </w:tc>
         <w:tc>
           <w:tcPr>
-            <w:tcW w:w="1682" w:type="dxa"/>
+            <w:tcW w:w="1583" w:type="dxa"/>
           </w:tcPr>
           <w:p>
             <w:pPr>
@@ -4272,7 +4356,7 @@
         </w:tc>
         <w:tc>
           <w:tcPr>
-            <w:tcW w:w="6323" w:type="dxa"/>
+            <w:tcW w:w="5949" w:type="dxa"/>
           </w:tcPr>
           <w:p>
             <w:pPr>
@@ -4288,7 +4372,7 @@
       <w:tr>
         <w:tc>
           <w:tcPr>
-            <w:tcW w:w="1354" w:type="dxa"/>
+            <w:tcW w:w="1827" w:type="dxa"/>
           </w:tcPr>
           <w:p>
             <w:pPr>
@@ -4302,7 +4386,7 @@
         </w:tc>
         <w:tc>
           <w:tcPr>
-            <w:tcW w:w="1682" w:type="dxa"/>
+            <w:tcW w:w="1583" w:type="dxa"/>
           </w:tcPr>
           <w:p>
             <w:pPr>
@@ -4316,7 +4400,7 @@
         </w:tc>
         <w:tc>
           <w:tcPr>
-            <w:tcW w:w="6323" w:type="dxa"/>
+            <w:tcW w:w="5949" w:type="dxa"/>
           </w:tcPr>
           <w:p>
             <w:pPr>
@@ -4360,12 +4444,12 @@
         <w:tblLayout w:type="fixed"/>
       </w:tblPr>
       <w:tblGrid>
-        <w:gridCol w:w="803"/>
-        <w:gridCol w:w="1320"/>
-        <w:gridCol w:w="2539"/>
-        <w:gridCol w:w="3088"/>
-        <w:gridCol w:w="803"/>
-        <w:gridCol w:w="803"/>
+        <w:gridCol w:w="900"/>
+        <w:gridCol w:w="1495"/>
+        <w:gridCol w:w="2208"/>
+        <w:gridCol w:w="2686"/>
+        <w:gridCol w:w="1150"/>
+        <w:gridCol w:w="920"/>
       </w:tblGrid>
       <w:tr>
         <w:trPr>
@@ -4373,7 +4457,7 @@
         </w:trPr>
         <w:tc>
           <w:tcPr>
-            <w:tcW w:w="803" w:type="dxa"/>
+            <w:tcW w:w="900" w:type="dxa"/>
           </w:tcPr>
           <w:p>
             <w:pPr>
@@ -4387,7 +4471,7 @@
         </w:tc>
         <w:tc>
           <w:tcPr>
-            <w:tcW w:w="1320" w:type="dxa"/>
+            <w:tcW w:w="1495" w:type="dxa"/>
           </w:tcPr>
           <w:p>
             <w:pPr>
@@ -4401,7 +4485,7 @@
         </w:tc>
         <w:tc>
           <w:tcPr>
-            <w:tcW w:w="2539" w:type="dxa"/>
+            <w:tcW w:w="2208" w:type="dxa"/>
           </w:tcPr>
           <w:p>
             <w:pPr>
@@ -4415,7 +4499,7 @@
         </w:tc>
         <w:tc>
           <w:tcPr>
-            <w:tcW w:w="3088" w:type="dxa"/>
+            <w:tcW w:w="2686" w:type="dxa"/>
           </w:tcPr>
           <w:p>
             <w:pPr>
@@ -4429,7 +4513,7 @@
         </w:tc>
         <w:tc>
           <w:tcPr>
-            <w:tcW w:w="803" w:type="dxa"/>
+            <w:tcW w:w="1150" w:type="dxa"/>
           </w:tcPr>
           <w:p>
             <w:pPr>
@@ -4443,7 +4527,7 @@
         </w:tc>
         <w:tc>
           <w:tcPr>
-            <w:tcW w:w="803" w:type="dxa"/>
+            <w:tcW w:w="920" w:type="dxa"/>
           </w:tcPr>
           <w:p>
             <w:pPr>
@@ -4459,7 +4543,7 @@
       <w:tr>
         <w:tc>
           <w:tcPr>
-            <w:tcW w:w="803" w:type="dxa"/>
+            <w:tcW w:w="900" w:type="dxa"/>
           </w:tcPr>
           <w:p>
             <w:pPr>
@@ -4473,7 +4557,7 @@
         </w:tc>
         <w:tc>
           <w:tcPr>
-            <w:tcW w:w="1320" w:type="dxa"/>
+            <w:tcW w:w="1495" w:type="dxa"/>
           </w:tcPr>
           <w:p>
             <w:pPr>
@@ -4487,7 +4571,7 @@
         </w:tc>
         <w:tc>
           <w:tcPr>
-            <w:tcW w:w="2539" w:type="dxa"/>
+            <w:tcW w:w="2208" w:type="dxa"/>
           </w:tcPr>
           <w:p>
             <w:pPr>
@@ -4501,7 +4585,7 @@
         </w:tc>
         <w:tc>
           <w:tcPr>
-            <w:tcW w:w="3088" w:type="dxa"/>
+            <w:tcW w:w="2686" w:type="dxa"/>
           </w:tcPr>
           <w:p>
             <w:pPr>
@@ -4515,7 +4599,7 @@
         </w:tc>
         <w:tc>
           <w:tcPr>
-            <w:tcW w:w="803" w:type="dxa"/>
+            <w:tcW w:w="1150" w:type="dxa"/>
           </w:tcPr>
           <w:p>
             <w:pPr>
@@ -4529,7 +4613,7 @@
         </w:tc>
         <w:tc>
           <w:tcPr>
-            <w:tcW w:w="803" w:type="dxa"/>
+            <w:tcW w:w="920" w:type="dxa"/>
           </w:tcPr>
           <w:p>
             <w:pPr>
@@ -4545,7 +4629,7 @@
       <w:tr>
         <w:tc>
           <w:tcPr>
-            <w:tcW w:w="803" w:type="dxa"/>
+            <w:tcW w:w="900" w:type="dxa"/>
           </w:tcPr>
           <w:p>
             <w:pPr>
@@ -4559,7 +4643,7 @@
         </w:tc>
         <w:tc>
           <w:tcPr>
-            <w:tcW w:w="1320" w:type="dxa"/>
+            <w:tcW w:w="1495" w:type="dxa"/>
           </w:tcPr>
           <w:p>
             <w:pPr>
@@ -4573,7 +4657,7 @@
         </w:tc>
         <w:tc>
           <w:tcPr>
-            <w:tcW w:w="2539" w:type="dxa"/>
+            <w:tcW w:w="2208" w:type="dxa"/>
           </w:tcPr>
           <w:p>
             <w:pPr>
@@ -4587,7 +4671,7 @@
         </w:tc>
         <w:tc>
           <w:tcPr>
-            <w:tcW w:w="3088" w:type="dxa"/>
+            <w:tcW w:w="2686" w:type="dxa"/>
           </w:tcPr>
           <w:p>
             <w:pPr>
@@ -4601,7 +4685,7 @@
         </w:tc>
         <w:tc>
           <w:tcPr>
-            <w:tcW w:w="803" w:type="dxa"/>
+            <w:tcW w:w="1150" w:type="dxa"/>
           </w:tcPr>
           <w:p>
             <w:pPr>
@@ -4615,7 +4699,7 @@
         </w:tc>
         <w:tc>
           <w:tcPr>
-            <w:tcW w:w="803" w:type="dxa"/>
+            <w:tcW w:w="920" w:type="dxa"/>
           </w:tcPr>
           <w:p>
             <w:pPr>
@@ -4631,7 +4715,7 @@
       <w:tr>
         <w:tc>
           <w:tcPr>
-            <w:tcW w:w="803" w:type="dxa"/>
+            <w:tcW w:w="900" w:type="dxa"/>
           </w:tcPr>
           <w:p>
             <w:pPr>
@@ -4645,7 +4729,7 @@
         </w:tc>
         <w:tc>
           <w:tcPr>
-            <w:tcW w:w="1320" w:type="dxa"/>
+            <w:tcW w:w="1495" w:type="dxa"/>
           </w:tcPr>
           <w:p>
             <w:pPr>
@@ -4659,7 +4743,7 @@
         </w:tc>
         <w:tc>
           <w:tcPr>
-            <w:tcW w:w="2539" w:type="dxa"/>
+            <w:tcW w:w="2208" w:type="dxa"/>
           </w:tcPr>
           <w:p>
             <w:pPr>
@@ -4673,7 +4757,7 @@
         </w:tc>
         <w:tc>
           <w:tcPr>
-            <w:tcW w:w="3088" w:type="dxa"/>
+            <w:tcW w:w="2686" w:type="dxa"/>
           </w:tcPr>
           <w:p>
             <w:pPr>
@@ -4687,7 +4771,7 @@
         </w:tc>
         <w:tc>
           <w:tcPr>
-            <w:tcW w:w="803" w:type="dxa"/>
+            <w:tcW w:w="1150" w:type="dxa"/>
           </w:tcPr>
           <w:p>
             <w:pPr>
@@ -4701,7 +4785,7 @@
         </w:tc>
         <w:tc>
           <w:tcPr>
-            <w:tcW w:w="803" w:type="dxa"/>
+            <w:tcW w:w="920" w:type="dxa"/>
           </w:tcPr>
           <w:p>
             <w:pPr>
@@ -4717,7 +4801,7 @@
       <w:tr>
         <w:tc>
           <w:tcPr>
-            <w:tcW w:w="803" w:type="dxa"/>
+            <w:tcW w:w="900" w:type="dxa"/>
           </w:tcPr>
           <w:p>
             <w:pPr>
@@ -4731,7 +4815,7 @@
         </w:tc>
         <w:tc>
           <w:tcPr>
-            <w:tcW w:w="1320" w:type="dxa"/>
+            <w:tcW w:w="1495" w:type="dxa"/>
           </w:tcPr>
           <w:p>
             <w:pPr>
@@ -4745,7 +4829,7 @@
         </w:tc>
         <w:tc>
           <w:tcPr>
-            <w:tcW w:w="2539" w:type="dxa"/>
+            <w:tcW w:w="2208" w:type="dxa"/>
           </w:tcPr>
           <w:p>
             <w:pPr>
@@ -4759,7 +4843,7 @@
         </w:tc>
         <w:tc>
           <w:tcPr>
-            <w:tcW w:w="3088" w:type="dxa"/>
+            <w:tcW w:w="2686" w:type="dxa"/>
           </w:tcPr>
           <w:p>
             <w:pPr>
@@ -4773,7 +4857,7 @@
         </w:tc>
         <w:tc>
           <w:tcPr>
-            <w:tcW w:w="803" w:type="dxa"/>
+            <w:tcW w:w="1150" w:type="dxa"/>
           </w:tcPr>
           <w:p>
             <w:pPr>
@@ -4787,7 +4871,7 @@
         </w:tc>
         <w:tc>
           <w:tcPr>
-            <w:tcW w:w="803" w:type="dxa"/>
+            <w:tcW w:w="920" w:type="dxa"/>
           </w:tcPr>
           <w:p>
             <w:pPr>
@@ -4893,6 +4977,18 @@
       </w:pPr>
       <w:r>
         <w:t xml:space="preserve">☐ The risk rating is calculated and every control the rating requires is done.</w:t>
+      </w:r>
+    </w:p>
+    <w:p>
+      <w:pPr>
+        <w:numPr>
+          <w:ilvl w:val="0"/>
+          <w:numId w:val="1013"/>
+        </w:numPr>
+        <w:pStyle w:val="Compact"/>
+      </w:pPr>
+      <w:r>
+        <w:t xml:space="preserve">☐ The header names the environments (test copy and production, or dev, test and prod), and every test says where it ran.</w:t>
       </w:r>
     </w:p>
     <w:p>
